--- a/docs/LMonitor-Java-SDK开发指南.docx
+++ b/docs/LMonitor-Java-SDK开发指南.docx
@@ -29,13 +29,7 @@
         </w:pBdr>
       </w:pPr>
       <w:r>
-        <w:rPr>
-          <w:rFonts w:ascii="Arial Unicode MS" w:hAnsi="Arial Unicode MS" w:eastAsia="Arial Unicode MS"/>
-          <w:b/>
-          <w:color w:val="333333"/>
-          <w:sz w:val="32"/>
-        </w:rPr>
-        <w:t>v1.0.0</w:t>
+        <w:t>v1.0.1</w:t>
       </w:r>
     </w:p>
     <w:p>
@@ -82,12 +76,7 @@
         <w:widowControl/>
       </w:pPr>
       <w:r>
-        <w:rPr>
-          <w:rFonts w:ascii="Arial Unicode MS" w:hAnsi="Arial Unicode MS" w:eastAsia="Arial Unicode MS"/>
-          <w:color w:val="333333"/>
-          <w:sz w:val="21"/>
-        </w:rPr>
-        <w:t xml:space="preserve">文档基线：Git f46b42f 加 2026-09-10 工作区快照，文件指纹见测试证据。Java SDK 与 macOS 原生版本均为 1.0.0。当前结构已补齐为 256 字节，完整回归 3 项通过；独立小时窗口固定率不足；约 5 MB 样本固定率 95.52%，详见测试报告。</w:t>
+        <w:t>文档基线：Java SDK 1.0.0，文档修订 2026-09-18，长基线 Go 封装输出已扩展为 30 列。JNA 输入结构仍为 256 字节；当前 macOS 原生库可返回 E/N/U 与 X/Y/Z/B/L/H。完整 Maven 回归 6 项通过，详见 Markdown 测试报告中的 2026-09-18 协议适配复测。</w:t>
       </w:r>
     </w:p>
     <w:p>
@@ -179,17 +168,7 @@
             <w:vAlign w:val="center"/>
           </w:tcPr>
           <w:p>
-            <w:pPr>
-              <w:spacing w:after="0"/>
-              <w:jc w:val="center"/>
-            </w:pPr>
-            <w:r>
-              <w:rPr>
-                <w:rFonts w:ascii="Arial Unicode MS" w:hAnsi="Arial Unicode MS" w:eastAsia="Arial Unicode MS"/>
-                <w:b/>
-                <w:color w:val="333333"/>
-                <w:sz w:val="18"/>
-              </w:rPr>
+            <w:r>
               <w:t>版本</w:t>
             </w:r>
           </w:p>
@@ -207,17 +186,7 @@
             <w:vAlign w:val="center"/>
           </w:tcPr>
           <w:p>
-            <w:pPr>
-              <w:spacing w:after="0"/>
-              <w:jc w:val="center"/>
-            </w:pPr>
-            <w:r>
-              <w:rPr>
-                <w:rFonts w:ascii="Arial Unicode MS" w:hAnsi="Arial Unicode MS" w:eastAsia="Arial Unicode MS"/>
-                <w:b/>
-                <w:color w:val="333333"/>
-                <w:sz w:val="18"/>
-              </w:rPr>
+            <w:r>
               <w:t>修改日期</w:t>
             </w:r>
           </w:p>
@@ -235,17 +204,7 @@
             <w:vAlign w:val="center"/>
           </w:tcPr>
           <w:p>
-            <w:pPr>
-              <w:spacing w:after="0"/>
-              <w:jc w:val="center"/>
-            </w:pPr>
-            <w:r>
-              <w:rPr>
-                <w:rFonts w:ascii="Arial Unicode MS" w:hAnsi="Arial Unicode MS" w:eastAsia="Arial Unicode MS"/>
-                <w:b/>
-                <w:color w:val="333333"/>
-                <w:sz w:val="18"/>
-              </w:rPr>
+            <w:r>
               <w:t>描述</w:t>
             </w:r>
           </w:p>
@@ -267,16 +226,8 @@
             <w:vAlign w:val="center"/>
           </w:tcPr>
           <w:p>
-            <w:pPr>
-              <w:spacing w:after="0" w:line="264" w:lineRule="auto"/>
-            </w:pPr>
-            <w:r>
-              <w:rPr>
-                <w:rFonts w:ascii="Arial Unicode MS" w:hAnsi="Arial Unicode MS" w:eastAsia="Arial Unicode MS"/>
-                <w:color w:val="333333"/>
-                <w:sz w:val="18"/>
-              </w:rPr>
-              <w:t>v1.0.0</w:t>
+            <w:r>
+              <w:t>v1.0.1</w:t>
             </w:r>
           </w:p>
         </w:tc>
@@ -292,16 +243,8 @@
             <w:vAlign w:val="center"/>
           </w:tcPr>
           <w:p>
-            <w:pPr>
-              <w:spacing w:after="0" w:line="264" w:lineRule="auto"/>
-            </w:pPr>
-            <w:r>
-              <w:rPr>
-                <w:rFonts w:ascii="Arial Unicode MS" w:hAnsi="Arial Unicode MS" w:eastAsia="Arial Unicode MS"/>
-                <w:color w:val="333333"/>
-                <w:sz w:val="18"/>
-              </w:rPr>
-              <w:t>2026-09-10</w:t>
+            <w:r>
+              <w:t>2026-09-18</w:t>
             </w:r>
           </w:p>
         </w:tc>
@@ -317,16 +260,8 @@
             <w:vAlign w:val="center"/>
           </w:tcPr>
           <w:p>
-            <w:pPr>
-              <w:spacing w:after="0" w:line="264" w:lineRule="auto"/>
-            </w:pPr>
-            <w:r>
-              <w:rPr>
-                <w:rFonts w:ascii="Arial Unicode MS" w:hAnsi="Arial Unicode MS" w:eastAsia="Arial Unicode MS"/>
-                <w:color w:val="333333"/>
-                <w:sz w:val="18"/>
-              </w:rPr>
-              <w:t>初版发布：依据当前工程源码生成完整集成、API、模型和故障排查指南</w:t>
+            <w:r>
+              <w:t>同步长基线 30 列结果协议，新增 X/Y/Z/B/L/H 与 isMoved 解析和说明；保留 23/24 列兼容。</w:t>
             </w:r>
           </w:p>
         </w:tc>
@@ -1354,16 +1289,8 @@
             <w:vAlign w:val="center"/>
           </w:tcPr>
           <w:p>
-            <w:pPr>
-              <w:spacing w:after="0" w:line="264" w:lineRule="auto"/>
-            </w:pPr>
-            <w:r>
-              <w:rPr>
-                <w:rFonts w:ascii="Arial Unicode MS" w:hAnsi="Arial Unicode MS" w:eastAsia="Arial Unicode MS"/>
-                <w:color w:val="333333"/>
-                <w:sz w:val="17"/>
-              </w:rPr>
-              <w:t>解算结果的东、北、天方向分量。</w:t>
+            <w:r>
+              <w:t>解算结果的东、北、天方向分量；X / Y / Z 为监测站 ECEF，B / L / H 为 WGS84 大地坐标。</w:t>
             </w:r>
           </w:p>
         </w:tc>
@@ -5392,16 +5319,8 @@
             <w:vAlign w:val="center"/>
           </w:tcPr>
           <w:p>
-            <w:pPr>
-              <w:spacing w:after="0" w:line="264" w:lineRule="auto"/>
-            </w:pPr>
-            <w:r>
-              <w:rPr>
-                <w:rFonts w:ascii="Arial Unicode MS" w:hAnsi="Arial Unicode MS" w:eastAsia="Arial Unicode MS"/>
-                <w:color w:val="333333"/>
-                <w:sz w:val="17"/>
-              </w:rPr>
-              <w:t>原生返回空数据或字段少于 23 项</w:t>
+            <w:r>
+              <w:t>原生返回空数据、字段数量不是 23/24/30 项</w:t>
             </w:r>
           </w:p>
         </w:tc>
@@ -5417,15 +5336,7 @@
             <w:vAlign w:val="center"/>
           </w:tcPr>
           <w:p>
-            <w:pPr>
-              <w:spacing w:after="0" w:line="264" w:lineRule="auto"/>
-            </w:pPr>
-            <w:r>
-              <w:rPr>
-                <w:rFonts w:ascii="Arial Unicode MS" w:hAnsi="Arial Unicode MS" w:eastAsia="Arial Unicode MS"/>
-                <w:color w:val="333333"/>
-                <w:sz w:val="17"/>
-              </w:rPr>
+            <w:r>
               <w:t>MonitorDataService 不触发回调。</w:t>
             </w:r>
           </w:p>
@@ -6209,16 +6120,8 @@
             <w:vAlign w:val="center"/>
           </w:tcPr>
           <w:p>
-            <w:pPr>
-              <w:spacing w:after="0" w:line="264" w:lineRule="auto"/>
-            </w:pPr>
-            <w:r>
-              <w:rPr>
-                <w:rFonts w:ascii="Arial Unicode MS" w:hAnsi="Arial Unicode MS" w:eastAsia="Arial Unicode MS"/>
-                <w:color w:val="333333"/>
-                <w:sz w:val="17"/>
-              </w:rPr>
-              <w:t>解析成功时返回结构化结果；data 为空或少于 23 个非空字段时返回 null。</w:t>
+            <w:r>
+              <w:t>解析成功时返回结构化结果；data 为空或字段数量不是 23/24/30 项时返回 null。</w:t>
             </w:r>
           </w:p>
         </w:tc>
@@ -6826,12 +6729,7 @@
         <w:widowControl/>
       </w:pPr>
       <w:r>
-        <w:rPr>
-          <w:rFonts w:ascii="Arial Unicode MS" w:hAnsi="Arial Unicode MS" w:eastAsia="Arial Unicode MS"/>
-          <w:color w:val="333333"/>
-          <w:sz w:val="21"/>
-        </w:rPr>
-        <w:t xml:space="preserve">解析器按空格拆分并过滤空项，分别处理 23/24 项文本。24 项的第 17 项被跳过。本轮真实 LMonitor 回调及人工格式样本均能解析；原生升级仍需回归，其他字段数量可能进入旧兼容分支或无回调。</w:t>
+        <w:t>解析器按连续空白拆分，优先处理当前长基线 30 列文本，同时兼容历史 23/24 列结果。30 列在 E/N/U 后包含监测站 ECEF X/Y/Z 与 WGS84 B/L/H，卫星数量后的字段为 isMoved。没有基准站 ECEF 或结果状态为 NONE 时，六个绝对坐标字段为 0。 基准站 ECEF 通过 MonitorTask.baseX/baseY/baseZ 传入，单位米；B/L 为十进制度，H 为 WGS84 椭球高。Java 只解析原生返回值。有效解的 ENU 全零时，XYZ 等于基准站坐标；坐标转换失败时六列为 0，原因通过 errMsg 返回。</w:t>
       </w:r>
     </w:p>
     <w:tbl>
@@ -6872,17 +6770,7 @@
             <w:vAlign w:val="center"/>
           </w:tcPr>
           <w:p>
-            <w:pPr>
-              <w:spacing w:after="0"/>
-              <w:jc w:val="center"/>
-            </w:pPr>
-            <w:r>
-              <w:rPr>
-                <w:rFonts w:ascii="Arial Unicode MS" w:hAnsi="Arial Unicode MS" w:eastAsia="Arial Unicode MS"/>
-                <w:b/>
-                <w:color w:val="333333"/>
-                <w:sz w:val="15"/>
-              </w:rPr>
+            <w:r>
               <w:t>序号</w:t>
             </w:r>
           </w:p>
@@ -6900,17 +6788,7 @@
             <w:vAlign w:val="center"/>
           </w:tcPr>
           <w:p>
-            <w:pPr>
-              <w:spacing w:after="0"/>
-              <w:jc w:val="center"/>
-            </w:pPr>
-            <w:r>
-              <w:rPr>
-                <w:rFonts w:ascii="Arial Unicode MS" w:hAnsi="Arial Unicode MS" w:eastAsia="Arial Unicode MS"/>
-                <w:b/>
-                <w:color w:val="333333"/>
-                <w:sz w:val="15"/>
-              </w:rPr>
+            <w:r>
               <w:t>原生字段</w:t>
             </w:r>
           </w:p>
@@ -6928,17 +6806,7 @@
             <w:vAlign w:val="center"/>
           </w:tcPr>
           <w:p>
-            <w:pPr>
-              <w:spacing w:after="0"/>
-              <w:jc w:val="center"/>
-            </w:pPr>
-            <w:r>
-              <w:rPr>
-                <w:rFonts w:ascii="Arial Unicode MS" w:hAnsi="Arial Unicode MS" w:eastAsia="Arial Unicode MS"/>
-                <w:b/>
-                <w:color w:val="333333"/>
-                <w:sz w:val="15"/>
-              </w:rPr>
+            <w:r>
               <w:t>MonitorData 字段</w:t>
             </w:r>
           </w:p>
@@ -6956,17 +6824,7 @@
             <w:vAlign w:val="center"/>
           </w:tcPr>
           <w:p>
-            <w:pPr>
-              <w:spacing w:after="0"/>
-              <w:jc w:val="center"/>
-            </w:pPr>
-            <w:r>
-              <w:rPr>
-                <w:rFonts w:ascii="Arial Unicode MS" w:hAnsi="Arial Unicode MS" w:eastAsia="Arial Unicode MS"/>
-                <w:b/>
-                <w:color w:val="333333"/>
-                <w:sz w:val="15"/>
-              </w:rPr>
+            <w:r>
               <w:t>说明</w:t>
             </w:r>
           </w:p>
@@ -6988,15 +6846,7 @@
             <w:vAlign w:val="center"/>
           </w:tcPr>
           <w:p>
-            <w:pPr>
-              <w:spacing w:after="0" w:line="264" w:lineRule="auto"/>
-            </w:pPr>
-            <w:r>
-              <w:rPr>
-                <w:rFonts w:ascii="Arial Unicode MS" w:hAnsi="Arial Unicode MS" w:eastAsia="Arial Unicode MS"/>
-                <w:color w:val="333333"/>
-                <w:sz w:val="15"/>
-              </w:rPr>
+            <w:r>
               <w:t>1</w:t>
             </w:r>
           </w:p>
@@ -7013,16 +6863,8 @@
             <w:vAlign w:val="center"/>
           </w:tcPr>
           <w:p>
-            <w:pPr>
-              <w:spacing w:after="0" w:line="264" w:lineRule="auto"/>
-            </w:pPr>
-            <w:r>
-              <w:rPr>
-                <w:rFonts w:ascii="Arial Unicode MS" w:hAnsi="Arial Unicode MS" w:eastAsia="Arial Unicode MS"/>
-                <w:color w:val="333333"/>
-                <w:sz w:val="15"/>
-              </w:rPr>
-              <w:t>endDate</w:t>
+            <w:r>
+              <w:t>startDate</w:t>
             </w:r>
           </w:p>
         </w:tc>
@@ -7038,15 +6880,7 @@
             <w:vAlign w:val="center"/>
           </w:tcPr>
           <w:p>
-            <w:pPr>
-              <w:spacing w:after="0" w:line="264" w:lineRule="auto"/>
-            </w:pPr>
-            <w:r>
-              <w:rPr>
-                <w:rFonts w:ascii="Arial Unicode MS" w:hAnsi="Arial Unicode MS" w:eastAsia="Arial Unicode MS"/>
-                <w:color w:val="333333"/>
-                <w:sz w:val="15"/>
-              </w:rPr>
+            <w:r>
               <w:t>不映射</w:t>
             </w:r>
           </w:p>
@@ -7063,16 +6897,8 @@
             <w:vAlign w:val="center"/>
           </w:tcPr>
           <w:p>
-            <w:pPr>
-              <w:spacing w:after="0" w:line="264" w:lineRule="auto"/>
-            </w:pPr>
-            <w:r>
-              <w:rPr>
-                <w:rFonts w:ascii="Arial Unicode MS" w:hAnsi="Arial Unicode MS" w:eastAsia="Arial Unicode MS"/>
-                <w:color w:val="333333"/>
-                <w:sz w:val="15"/>
-              </w:rPr>
-              <w:t>原生结果结束日期或首段日期。</w:t>
+            <w:r>
+              <w:t>结果开始日期。</w:t>
             </w:r>
           </w:p>
         </w:tc>
@@ -7093,15 +6919,7 @@
             <w:vAlign w:val="center"/>
           </w:tcPr>
           <w:p>
-            <w:pPr>
-              <w:spacing w:after="0" w:line="264" w:lineRule="auto"/>
-            </w:pPr>
-            <w:r>
-              <w:rPr>
-                <w:rFonts w:ascii="Arial Unicode MS" w:hAnsi="Arial Unicode MS" w:eastAsia="Arial Unicode MS"/>
-                <w:color w:val="333333"/>
-                <w:sz w:val="15"/>
-              </w:rPr>
+            <w:r>
               <w:t>2</w:t>
             </w:r>
           </w:p>
@@ -7118,16 +6936,8 @@
             <w:vAlign w:val="center"/>
           </w:tcPr>
           <w:p>
-            <w:pPr>
-              <w:spacing w:after="0" w:line="264" w:lineRule="auto"/>
-            </w:pPr>
-            <w:r>
-              <w:rPr>
-                <w:rFonts w:ascii="Arial Unicode MS" w:hAnsi="Arial Unicode MS" w:eastAsia="Arial Unicode MS"/>
-                <w:color w:val="333333"/>
-                <w:sz w:val="15"/>
-              </w:rPr>
-              <w:t>endTime</w:t>
+            <w:r>
+              <w:t>startTime</w:t>
             </w:r>
           </w:p>
         </w:tc>
@@ -7143,15 +6953,7 @@
             <w:vAlign w:val="center"/>
           </w:tcPr>
           <w:p>
-            <w:pPr>
-              <w:spacing w:after="0" w:line="264" w:lineRule="auto"/>
-            </w:pPr>
-            <w:r>
-              <w:rPr>
-                <w:rFonts w:ascii="Arial Unicode MS" w:hAnsi="Arial Unicode MS" w:eastAsia="Arial Unicode MS"/>
-                <w:color w:val="333333"/>
-                <w:sz w:val="15"/>
-              </w:rPr>
+            <w:r>
               <w:t>不映射</w:t>
             </w:r>
           </w:p>
@@ -7168,16 +6970,8 @@
             <w:vAlign w:val="center"/>
           </w:tcPr>
           <w:p>
-            <w:pPr>
-              <w:spacing w:after="0" w:line="264" w:lineRule="auto"/>
-            </w:pPr>
-            <w:r>
-              <w:rPr>
-                <w:rFonts w:ascii="Arial Unicode MS" w:hAnsi="Arial Unicode MS" w:eastAsia="Arial Unicode MS"/>
-                <w:color w:val="333333"/>
-                <w:sz w:val="15"/>
-              </w:rPr>
-              <w:t>原生结果结束时间或首段时间。</w:t>
+            <w:r>
+              <w:t>结果开始时间。</w:t>
             </w:r>
           </w:p>
         </w:tc>
@@ -7198,15 +6992,7 @@
             <w:vAlign w:val="center"/>
           </w:tcPr>
           <w:p>
-            <w:pPr>
-              <w:spacing w:after="0" w:line="264" w:lineRule="auto"/>
-            </w:pPr>
-            <w:r>
-              <w:rPr>
-                <w:rFonts w:ascii="Arial Unicode MS" w:hAnsi="Arial Unicode MS" w:eastAsia="Arial Unicode MS"/>
-                <w:color w:val="333333"/>
-                <w:sz w:val="15"/>
-              </w:rPr>
+            <w:r>
               <w:t>3</w:t>
             </w:r>
           </w:p>
@@ -7223,16 +7009,8 @@
             <w:vAlign w:val="center"/>
           </w:tcPr>
           <w:p>
-            <w:pPr>
-              <w:spacing w:after="0" w:line="264" w:lineRule="auto"/>
-            </w:pPr>
-            <w:r>
-              <w:rPr>
-                <w:rFonts w:ascii="Arial Unicode MS" w:hAnsi="Arial Unicode MS" w:eastAsia="Arial Unicode MS"/>
-                <w:color w:val="333333"/>
-                <w:sz w:val="15"/>
-              </w:rPr>
-              <w:t>lastGpsDate</w:t>
+            <w:r>
+              <w:t>endDate</w:t>
             </w:r>
           </w:p>
         </w:tc>
@@ -7248,15 +7026,7 @@
             <w:vAlign w:val="center"/>
           </w:tcPr>
           <w:p>
-            <w:pPr>
-              <w:spacing w:after="0" w:line="264" w:lineRule="auto"/>
-            </w:pPr>
-            <w:r>
-              <w:rPr>
-                <w:rFonts w:ascii="Arial Unicode MS" w:hAnsi="Arial Unicode MS" w:eastAsia="Arial Unicode MS"/>
-                <w:color w:val="333333"/>
-                <w:sz w:val="15"/>
-              </w:rPr>
+            <w:r>
               <w:t>gpsTime / lastObsTime</w:t>
             </w:r>
           </w:p>
@@ -7273,16 +7043,8 @@
             <w:vAlign w:val="center"/>
           </w:tcPr>
           <w:p>
-            <w:pPr>
-              <w:spacing w:after="0" w:line="264" w:lineRule="auto"/>
-            </w:pPr>
-            <w:r>
-              <w:rPr>
-                <w:rFonts w:ascii="Arial Unicode MS" w:hAnsi="Arial Unicode MS" w:eastAsia="Arial Unicode MS"/>
-                <w:color w:val="333333"/>
-                <w:sz w:val="15"/>
-              </w:rPr>
-              <w:t>与第 4 项拼接。</w:t>
+            <w:r>
+              <w:t>与第 4 项拼接为结束时间。</w:t>
             </w:r>
           </w:p>
         </w:tc>
@@ -7303,15 +7065,7 @@
             <w:vAlign w:val="center"/>
           </w:tcPr>
           <w:p>
-            <w:pPr>
-              <w:spacing w:after="0" w:line="264" w:lineRule="auto"/>
-            </w:pPr>
-            <w:r>
-              <w:rPr>
-                <w:rFonts w:ascii="Arial Unicode MS" w:hAnsi="Arial Unicode MS" w:eastAsia="Arial Unicode MS"/>
-                <w:color w:val="333333"/>
-                <w:sz w:val="15"/>
-              </w:rPr>
+            <w:r>
               <w:t>4</w:t>
             </w:r>
           </w:p>
@@ -7328,16 +7082,8 @@
             <w:vAlign w:val="center"/>
           </w:tcPr>
           <w:p>
-            <w:pPr>
-              <w:spacing w:after="0" w:line="264" w:lineRule="auto"/>
-            </w:pPr>
-            <w:r>
-              <w:rPr>
-                <w:rFonts w:ascii="Arial Unicode MS" w:hAnsi="Arial Unicode MS" w:eastAsia="Arial Unicode MS"/>
-                <w:color w:val="333333"/>
-                <w:sz w:val="15"/>
-              </w:rPr>
-              <w:t>lastGpsTime</w:t>
+            <w:r>
+              <w:t>endTime</w:t>
             </w:r>
           </w:p>
         </w:tc>
@@ -7353,15 +7099,7 @@
             <w:vAlign w:val="center"/>
           </w:tcPr>
           <w:p>
-            <w:pPr>
-              <w:spacing w:after="0" w:line="264" w:lineRule="auto"/>
-            </w:pPr>
-            <w:r>
-              <w:rPr>
-                <w:rFonts w:ascii="Arial Unicode MS" w:hAnsi="Arial Unicode MS" w:eastAsia="Arial Unicode MS"/>
-                <w:color w:val="333333"/>
-                <w:sz w:val="15"/>
-              </w:rPr>
+            <w:r>
               <w:t>gpsTime / lastObsTime</w:t>
             </w:r>
           </w:p>
@@ -7378,16 +7116,8 @@
             <w:vAlign w:val="center"/>
           </w:tcPr>
           <w:p>
-            <w:pPr>
-              <w:spacing w:after="0" w:line="264" w:lineRule="auto"/>
-            </w:pPr>
-            <w:r>
-              <w:rPr>
-                <w:rFonts w:ascii="Arial Unicode MS" w:hAnsi="Arial Unicode MS" w:eastAsia="Arial Unicode MS"/>
-                <w:color w:val="333333"/>
-                <w:sz w:val="15"/>
-              </w:rPr>
-              <w:t>与第 3 项拼接。</w:t>
+            <w:r>
+              <w:t>与第 3 项拼接为结束时间。</w:t>
             </w:r>
           </w:p>
         </w:tc>
@@ -7408,15 +7138,7 @@
             <w:vAlign w:val="center"/>
           </w:tcPr>
           <w:p>
-            <w:pPr>
-              <w:spacing w:after="0" w:line="264" w:lineRule="auto"/>
-            </w:pPr>
-            <w:r>
-              <w:rPr>
-                <w:rFonts w:ascii="Arial Unicode MS" w:hAnsi="Arial Unicode MS" w:eastAsia="Arial Unicode MS"/>
-                <w:color w:val="333333"/>
-                <w:sz w:val="15"/>
-              </w:rPr>
+            <w:r>
               <w:t>5</w:t>
             </w:r>
           </w:p>
@@ -7433,15 +7155,7 @@
             <w:vAlign w:val="center"/>
           </w:tcPr>
           <w:p>
-            <w:pPr>
-              <w:spacing w:after="0" w:line="264" w:lineRule="auto"/>
-            </w:pPr>
-            <w:r>
-              <w:rPr>
-                <w:rFonts w:ascii="Arial Unicode MS" w:hAnsi="Arial Unicode MS" w:eastAsia="Arial Unicode MS"/>
-                <w:color w:val="333333"/>
-                <w:sz w:val="15"/>
-              </w:rPr>
+            <w:r>
               <w:t>dposMax</w:t>
             </w:r>
           </w:p>
@@ -7458,15 +7172,7 @@
             <w:vAlign w:val="center"/>
           </w:tcPr>
           <w:p>
-            <w:pPr>
-              <w:spacing w:after="0" w:line="264" w:lineRule="auto"/>
-            </w:pPr>
-            <w:r>
-              <w:rPr>
-                <w:rFonts w:ascii="Arial Unicode MS" w:hAnsi="Arial Unicode MS" w:eastAsia="Arial Unicode MS"/>
-                <w:color w:val="333333"/>
-                <w:sz w:val="15"/>
-              </w:rPr>
+            <w:r>
               <w:t>dposmax</w:t>
             </w:r>
           </w:p>
@@ -7483,15 +7189,7 @@
             <w:vAlign w:val="center"/>
           </w:tcPr>
           <w:p>
-            <w:pPr>
-              <w:spacing w:after="0" w:line="264" w:lineRule="auto"/>
-            </w:pPr>
-            <w:r>
-              <w:rPr>
-                <w:rFonts w:ascii="Arial Unicode MS" w:hAnsi="Arial Unicode MS" w:eastAsia="Arial Unicode MS"/>
-                <w:color w:val="333333"/>
-                <w:sz w:val="15"/>
-              </w:rPr>
+            <w:r>
               <w:t>位置差最大值。</w:t>
             </w:r>
           </w:p>
@@ -7513,15 +7211,7 @@
             <w:vAlign w:val="center"/>
           </w:tcPr>
           <w:p>
-            <w:pPr>
-              <w:spacing w:after="0" w:line="264" w:lineRule="auto"/>
-            </w:pPr>
-            <w:r>
-              <w:rPr>
-                <w:rFonts w:ascii="Arial Unicode MS" w:hAnsi="Arial Unicode MS" w:eastAsia="Arial Unicode MS"/>
-                <w:color w:val="333333"/>
-                <w:sz w:val="15"/>
-              </w:rPr>
+            <w:r>
               <w:t>6</w:t>
             </w:r>
           </w:p>
@@ -7538,15 +7228,7 @@
             <w:vAlign w:val="center"/>
           </w:tcPr>
           <w:p>
-            <w:pPr>
-              <w:spacing w:after="0" w:line="264" w:lineRule="auto"/>
-            </w:pPr>
-            <w:r>
-              <w:rPr>
-                <w:rFonts w:ascii="Arial Unicode MS" w:hAnsi="Arial Unicode MS" w:eastAsia="Arial Unicode MS"/>
-                <w:color w:val="333333"/>
-                <w:sz w:val="15"/>
-              </w:rPr>
+            <w:r>
               <w:t>dposAvg</w:t>
             </w:r>
           </w:p>
@@ -7563,15 +7245,7 @@
             <w:vAlign w:val="center"/>
           </w:tcPr>
           <w:p>
-            <w:pPr>
-              <w:spacing w:after="0" w:line="264" w:lineRule="auto"/>
-            </w:pPr>
-            <w:r>
-              <w:rPr>
-                <w:rFonts w:ascii="Arial Unicode MS" w:hAnsi="Arial Unicode MS" w:eastAsia="Arial Unicode MS"/>
-                <w:color w:val="333333"/>
-                <w:sz w:val="15"/>
-              </w:rPr>
+            <w:r>
               <w:t>dposavg</w:t>
             </w:r>
           </w:p>
@@ -7588,15 +7262,7 @@
             <w:vAlign w:val="center"/>
           </w:tcPr>
           <w:p>
-            <w:pPr>
-              <w:spacing w:after="0" w:line="264" w:lineRule="auto"/>
-            </w:pPr>
-            <w:r>
-              <w:rPr>
-                <w:rFonts w:ascii="Arial Unicode MS" w:hAnsi="Arial Unicode MS" w:eastAsia="Arial Unicode MS"/>
-                <w:color w:val="333333"/>
-                <w:sz w:val="15"/>
-              </w:rPr>
+            <w:r>
               <w:t>位置差平均值。</w:t>
             </w:r>
           </w:p>
@@ -7618,15 +7284,7 @@
             <w:vAlign w:val="center"/>
           </w:tcPr>
           <w:p>
-            <w:pPr>
-              <w:spacing w:after="0" w:line="264" w:lineRule="auto"/>
-            </w:pPr>
-            <w:r>
-              <w:rPr>
-                <w:rFonts w:ascii="Arial Unicode MS" w:hAnsi="Arial Unicode MS" w:eastAsia="Arial Unicode MS"/>
-                <w:color w:val="333333"/>
-                <w:sz w:val="15"/>
-              </w:rPr>
+            <w:r>
               <w:t>7</w:t>
             </w:r>
           </w:p>
@@ -7643,15 +7301,7 @@
             <w:vAlign w:val="center"/>
           </w:tcPr>
           <w:p>
-            <w:pPr>
-              <w:spacing w:after="0" w:line="264" w:lineRule="auto"/>
-            </w:pPr>
-            <w:r>
-              <w:rPr>
-                <w:rFonts w:ascii="Arial Unicode MS" w:hAnsi="Arial Unicode MS" w:eastAsia="Arial Unicode MS"/>
-                <w:color w:val="333333"/>
-                <w:sz w:val="15"/>
-              </w:rPr>
+            <w:r>
               <w:t>dposStd</w:t>
             </w:r>
           </w:p>
@@ -7668,15 +7318,7 @@
             <w:vAlign w:val="center"/>
           </w:tcPr>
           <w:p>
-            <w:pPr>
-              <w:spacing w:after="0" w:line="264" w:lineRule="auto"/>
-            </w:pPr>
-            <w:r>
-              <w:rPr>
-                <w:rFonts w:ascii="Arial Unicode MS" w:hAnsi="Arial Unicode MS" w:eastAsia="Arial Unicode MS"/>
-                <w:color w:val="333333"/>
-                <w:sz w:val="15"/>
-              </w:rPr>
+            <w:r>
               <w:t>dposstd</w:t>
             </w:r>
           </w:p>
@@ -7693,15 +7335,7 @@
             <w:vAlign w:val="center"/>
           </w:tcPr>
           <w:p>
-            <w:pPr>
-              <w:spacing w:after="0" w:line="264" w:lineRule="auto"/>
-            </w:pPr>
-            <w:r>
-              <w:rPr>
-                <w:rFonts w:ascii="Arial Unicode MS" w:hAnsi="Arial Unicode MS" w:eastAsia="Arial Unicode MS"/>
-                <w:color w:val="333333"/>
-                <w:sz w:val="15"/>
-              </w:rPr>
+            <w:r>
               <w:t>位置差标准差。</w:t>
             </w:r>
           </w:p>
@@ -7723,15 +7357,7 @@
             <w:vAlign w:val="center"/>
           </w:tcPr>
           <w:p>
-            <w:pPr>
-              <w:spacing w:after="0" w:line="264" w:lineRule="auto"/>
-            </w:pPr>
-            <w:r>
-              <w:rPr>
-                <w:rFonts w:ascii="Arial Unicode MS" w:hAnsi="Arial Unicode MS" w:eastAsia="Arial Unicode MS"/>
-                <w:color w:val="333333"/>
-                <w:sz w:val="15"/>
-              </w:rPr>
+            <w:r>
               <w:t>8</w:t>
             </w:r>
           </w:p>
@@ -7748,15 +7374,7 @@
             <w:vAlign w:val="center"/>
           </w:tcPr>
           <w:p>
-            <w:pPr>
-              <w:spacing w:after="0" w:line="264" w:lineRule="auto"/>
-            </w:pPr>
-            <w:r>
-              <w:rPr>
-                <w:rFonts w:ascii="Arial Unicode MS" w:hAnsi="Arial Unicode MS" w:eastAsia="Arial Unicode MS"/>
-                <w:color w:val="333333"/>
-                <w:sz w:val="15"/>
-              </w:rPr>
+            <w:r>
               <w:t>fixedRate</w:t>
             </w:r>
           </w:p>
@@ -7773,15 +7391,7 @@
             <w:vAlign w:val="center"/>
           </w:tcPr>
           <w:p>
-            <w:pPr>
-              <w:spacing w:after="0" w:line="264" w:lineRule="auto"/>
-            </w:pPr>
-            <w:r>
-              <w:rPr>
-                <w:rFonts w:ascii="Arial Unicode MS" w:hAnsi="Arial Unicode MS" w:eastAsia="Arial Unicode MS"/>
-                <w:color w:val="333333"/>
-                <w:sz w:val="15"/>
-              </w:rPr>
+            <w:r>
               <w:t>fixedRate</w:t>
             </w:r>
           </w:p>
@@ -7798,15 +7408,7 @@
             <w:vAlign w:val="center"/>
           </w:tcPr>
           <w:p>
-            <w:pPr>
-              <w:spacing w:after="0" w:line="264" w:lineRule="auto"/>
-            </w:pPr>
-            <w:r>
-              <w:rPr>
-                <w:rFonts w:ascii="Arial Unicode MS" w:hAnsi="Arial Unicode MS" w:eastAsia="Arial Unicode MS"/>
-                <w:color w:val="333333"/>
-                <w:sz w:val="15"/>
-              </w:rPr>
+            <w:r>
               <w:t>固定率。</w:t>
             </w:r>
           </w:p>
@@ -7828,15 +7430,7 @@
             <w:vAlign w:val="center"/>
           </w:tcPr>
           <w:p>
-            <w:pPr>
-              <w:spacing w:after="0" w:line="264" w:lineRule="auto"/>
-            </w:pPr>
-            <w:r>
-              <w:rPr>
-                <w:rFonts w:ascii="Arial Unicode MS" w:hAnsi="Arial Unicode MS" w:eastAsia="Arial Unicode MS"/>
-                <w:color w:val="333333"/>
-                <w:sz w:val="15"/>
-              </w:rPr>
+            <w:r>
               <w:t>9</w:t>
             </w:r>
           </w:p>
@@ -7853,15 +7447,7 @@
             <w:vAlign w:val="center"/>
           </w:tcPr>
           <w:p>
-            <w:pPr>
-              <w:spacing w:after="0" w:line="264" w:lineRule="auto"/>
-            </w:pPr>
-            <w:r>
-              <w:rPr>
-                <w:rFonts w:ascii="Arial Unicode MS" w:hAnsi="Arial Unicode MS" w:eastAsia="Arial Unicode MS"/>
-                <w:color w:val="333333"/>
-                <w:sz w:val="15"/>
-              </w:rPr>
+            <w:r>
               <w:t>roverEpochRate</w:t>
             </w:r>
           </w:p>
@@ -7878,15 +7464,7 @@
             <w:vAlign w:val="center"/>
           </w:tcPr>
           <w:p>
-            <w:pPr>
-              <w:spacing w:after="0" w:line="264" w:lineRule="auto"/>
-            </w:pPr>
-            <w:r>
-              <w:rPr>
-                <w:rFonts w:ascii="Arial Unicode MS" w:hAnsi="Arial Unicode MS" w:eastAsia="Arial Unicode MS"/>
-                <w:color w:val="333333"/>
-                <w:sz w:val="15"/>
-              </w:rPr>
+            <w:r>
               <w:t>roverEpochRate</w:t>
             </w:r>
           </w:p>
@@ -7903,15 +7481,7 @@
             <w:vAlign w:val="center"/>
           </w:tcPr>
           <w:p>
-            <w:pPr>
-              <w:spacing w:after="0" w:line="264" w:lineRule="auto"/>
-            </w:pPr>
-            <w:r>
-              <w:rPr>
-                <w:rFonts w:ascii="Arial Unicode MS" w:hAnsi="Arial Unicode MS" w:eastAsia="Arial Unicode MS"/>
-                <w:color w:val="333333"/>
-                <w:sz w:val="15"/>
-              </w:rPr>
+            <w:r>
               <w:t>监测站历元完整率。</w:t>
             </w:r>
           </w:p>
@@ -7933,15 +7503,7 @@
             <w:vAlign w:val="center"/>
           </w:tcPr>
           <w:p>
-            <w:pPr>
-              <w:spacing w:after="0" w:line="264" w:lineRule="auto"/>
-            </w:pPr>
-            <w:r>
-              <w:rPr>
-                <w:rFonts w:ascii="Arial Unicode MS" w:hAnsi="Arial Unicode MS" w:eastAsia="Arial Unicode MS"/>
-                <w:color w:val="333333"/>
-                <w:sz w:val="15"/>
-              </w:rPr>
+            <w:r>
               <w:t>10</w:t>
             </w:r>
           </w:p>
@@ -7958,15 +7520,7 @@
             <w:vAlign w:val="center"/>
           </w:tcPr>
           <w:p>
-            <w:pPr>
-              <w:spacing w:after="0" w:line="264" w:lineRule="auto"/>
-            </w:pPr>
-            <w:r>
-              <w:rPr>
-                <w:rFonts w:ascii="Arial Unicode MS" w:hAnsi="Arial Unicode MS" w:eastAsia="Arial Unicode MS"/>
-                <w:color w:val="333333"/>
-                <w:sz w:val="15"/>
-              </w:rPr>
+            <w:r>
               <w:t>baseEpochRate</w:t>
             </w:r>
           </w:p>
@@ -7983,15 +7537,7 @@
             <w:vAlign w:val="center"/>
           </w:tcPr>
           <w:p>
-            <w:pPr>
-              <w:spacing w:after="0" w:line="264" w:lineRule="auto"/>
-            </w:pPr>
-            <w:r>
-              <w:rPr>
-                <w:rFonts w:ascii="Arial Unicode MS" w:hAnsi="Arial Unicode MS" w:eastAsia="Arial Unicode MS"/>
-                <w:color w:val="333333"/>
-                <w:sz w:val="15"/>
-              </w:rPr>
+            <w:r>
               <w:t>baseEpochRate</w:t>
             </w:r>
           </w:p>
@@ -8008,15 +7554,7 @@
             <w:vAlign w:val="center"/>
           </w:tcPr>
           <w:p>
-            <w:pPr>
-              <w:spacing w:after="0" w:line="264" w:lineRule="auto"/>
-            </w:pPr>
-            <w:r>
-              <w:rPr>
-                <w:rFonts w:ascii="Arial Unicode MS" w:hAnsi="Arial Unicode MS" w:eastAsia="Arial Unicode MS"/>
-                <w:color w:val="333333"/>
-                <w:sz w:val="15"/>
-              </w:rPr>
+            <w:r>
               <w:t>基准站历元完整率。</w:t>
             </w:r>
           </w:p>
@@ -8038,15 +7576,7 @@
             <w:vAlign w:val="center"/>
           </w:tcPr>
           <w:p>
-            <w:pPr>
-              <w:spacing w:after="0" w:line="264" w:lineRule="auto"/>
-            </w:pPr>
-            <w:r>
-              <w:rPr>
-                <w:rFonts w:ascii="Arial Unicode MS" w:hAnsi="Arial Unicode MS" w:eastAsia="Arial Unicode MS"/>
-                <w:color w:val="333333"/>
-                <w:sz w:val="15"/>
-              </w:rPr>
+            <w:r>
               <w:t>11</w:t>
             </w:r>
           </w:p>
@@ -8063,15 +7593,7 @@
             <w:vAlign w:val="center"/>
           </w:tcPr>
           <w:p>
-            <w:pPr>
-              <w:spacing w:after="0" w:line="264" w:lineRule="auto"/>
-            </w:pPr>
-            <w:r>
-              <w:rPr>
-                <w:rFonts w:ascii="Arial Unicode MS" w:hAnsi="Arial Unicode MS" w:eastAsia="Arial Unicode MS"/>
-                <w:color w:val="333333"/>
-                <w:sz w:val="15"/>
-              </w:rPr>
+            <w:r>
               <w:t>E</w:t>
             </w:r>
           </w:p>
@@ -8088,15 +7610,7 @@
             <w:vAlign w:val="center"/>
           </w:tcPr>
           <w:p>
-            <w:pPr>
-              <w:spacing w:after="0" w:line="264" w:lineRule="auto"/>
-            </w:pPr>
-            <w:r>
-              <w:rPr>
-                <w:rFonts w:ascii="Arial Unicode MS" w:hAnsi="Arial Unicode MS" w:eastAsia="Arial Unicode MS"/>
-                <w:color w:val="333333"/>
-                <w:sz w:val="15"/>
-              </w:rPr>
+            <w:r>
               <w:t>E</w:t>
             </w:r>
           </w:p>
@@ -8113,16 +7627,8 @@
             <w:vAlign w:val="center"/>
           </w:tcPr>
           <w:p>
-            <w:pPr>
-              <w:spacing w:after="0" w:line="264" w:lineRule="auto"/>
-            </w:pPr>
-            <w:r>
-              <w:rPr>
-                <w:rFonts w:ascii="Arial Unicode MS" w:hAnsi="Arial Unicode MS" w:eastAsia="Arial Unicode MS"/>
-                <w:color w:val="333333"/>
-                <w:sz w:val="15"/>
-              </w:rPr>
-              <w:t>东向分量。</w:t>
+            <w:r>
+              <w:t>相对基准站东向分量，单位米。</w:t>
             </w:r>
           </w:p>
         </w:tc>
@@ -8143,15 +7649,7 @@
             <w:vAlign w:val="center"/>
           </w:tcPr>
           <w:p>
-            <w:pPr>
-              <w:spacing w:after="0" w:line="264" w:lineRule="auto"/>
-            </w:pPr>
-            <w:r>
-              <w:rPr>
-                <w:rFonts w:ascii="Arial Unicode MS" w:hAnsi="Arial Unicode MS" w:eastAsia="Arial Unicode MS"/>
-                <w:color w:val="333333"/>
-                <w:sz w:val="15"/>
-              </w:rPr>
+            <w:r>
               <w:t>12</w:t>
             </w:r>
           </w:p>
@@ -8168,15 +7666,7 @@
             <w:vAlign w:val="center"/>
           </w:tcPr>
           <w:p>
-            <w:pPr>
-              <w:spacing w:after="0" w:line="264" w:lineRule="auto"/>
-            </w:pPr>
-            <w:r>
-              <w:rPr>
-                <w:rFonts w:ascii="Arial Unicode MS" w:hAnsi="Arial Unicode MS" w:eastAsia="Arial Unicode MS"/>
-                <w:color w:val="333333"/>
-                <w:sz w:val="15"/>
-              </w:rPr>
+            <w:r>
               <w:t>N</w:t>
             </w:r>
           </w:p>
@@ -8193,15 +7683,7 @@
             <w:vAlign w:val="center"/>
           </w:tcPr>
           <w:p>
-            <w:pPr>
-              <w:spacing w:after="0" w:line="264" w:lineRule="auto"/>
-            </w:pPr>
-            <w:r>
-              <w:rPr>
-                <w:rFonts w:ascii="Arial Unicode MS" w:hAnsi="Arial Unicode MS" w:eastAsia="Arial Unicode MS"/>
-                <w:color w:val="333333"/>
-                <w:sz w:val="15"/>
-              </w:rPr>
+            <w:r>
               <w:t>N</w:t>
             </w:r>
           </w:p>
@@ -8218,16 +7700,8 @@
             <w:vAlign w:val="center"/>
           </w:tcPr>
           <w:p>
-            <w:pPr>
-              <w:spacing w:after="0" w:line="264" w:lineRule="auto"/>
-            </w:pPr>
-            <w:r>
-              <w:rPr>
-                <w:rFonts w:ascii="Arial Unicode MS" w:hAnsi="Arial Unicode MS" w:eastAsia="Arial Unicode MS"/>
-                <w:color w:val="333333"/>
-                <w:sz w:val="15"/>
-              </w:rPr>
-              <w:t>北向分量。</w:t>
+            <w:r>
+              <w:t>相对基准站北向分量，单位米。</w:t>
             </w:r>
           </w:p>
         </w:tc>
@@ -8248,15 +7722,7 @@
             <w:vAlign w:val="center"/>
           </w:tcPr>
           <w:p>
-            <w:pPr>
-              <w:spacing w:after="0" w:line="264" w:lineRule="auto"/>
-            </w:pPr>
-            <w:r>
-              <w:rPr>
-                <w:rFonts w:ascii="Arial Unicode MS" w:hAnsi="Arial Unicode MS" w:eastAsia="Arial Unicode MS"/>
-                <w:color w:val="333333"/>
-                <w:sz w:val="15"/>
-              </w:rPr>
+            <w:r>
               <w:t>13</w:t>
             </w:r>
           </w:p>
@@ -8273,15 +7739,7 @@
             <w:vAlign w:val="center"/>
           </w:tcPr>
           <w:p>
-            <w:pPr>
-              <w:spacing w:after="0" w:line="264" w:lineRule="auto"/>
-            </w:pPr>
-            <w:r>
-              <w:rPr>
-                <w:rFonts w:ascii="Arial Unicode MS" w:hAnsi="Arial Unicode MS" w:eastAsia="Arial Unicode MS"/>
-                <w:color w:val="333333"/>
-                <w:sz w:val="15"/>
-              </w:rPr>
+            <w:r>
               <w:t>U</w:t>
             </w:r>
           </w:p>
@@ -8298,15 +7756,7 @@
             <w:vAlign w:val="center"/>
           </w:tcPr>
           <w:p>
-            <w:pPr>
-              <w:spacing w:after="0" w:line="264" w:lineRule="auto"/>
-            </w:pPr>
-            <w:r>
-              <w:rPr>
-                <w:rFonts w:ascii="Arial Unicode MS" w:hAnsi="Arial Unicode MS" w:eastAsia="Arial Unicode MS"/>
-                <w:color w:val="333333"/>
-                <w:sz w:val="15"/>
-              </w:rPr>
+            <w:r>
               <w:t>U</w:t>
             </w:r>
           </w:p>
@@ -8323,16 +7773,8 @@
             <w:vAlign w:val="center"/>
           </w:tcPr>
           <w:p>
-            <w:pPr>
-              <w:spacing w:after="0" w:line="264" w:lineRule="auto"/>
-            </w:pPr>
-            <w:r>
-              <w:rPr>
-                <w:rFonts w:ascii="Arial Unicode MS" w:hAnsi="Arial Unicode MS" w:eastAsia="Arial Unicode MS"/>
-                <w:color w:val="333333"/>
-                <w:sz w:val="15"/>
-              </w:rPr>
-              <w:t>天向分量。</w:t>
+            <w:r>
+              <w:t>相对基准站天向分量，单位米。</w:t>
             </w:r>
           </w:p>
         </w:tc>
@@ -8353,15 +7795,7 @@
             <w:vAlign w:val="center"/>
           </w:tcPr>
           <w:p>
-            <w:pPr>
-              <w:spacing w:after="0" w:line="264" w:lineRule="auto"/>
-            </w:pPr>
-            <w:r>
-              <w:rPr>
-                <w:rFonts w:ascii="Arial Unicode MS" w:hAnsi="Arial Unicode MS" w:eastAsia="Arial Unicode MS"/>
-                <w:color w:val="333333"/>
-                <w:sz w:val="15"/>
-              </w:rPr>
+            <w:r>
               <w:t>14</w:t>
             </w:r>
           </w:p>
@@ -8378,16 +7812,8 @@
             <w:vAlign w:val="center"/>
           </w:tcPr>
           <w:p>
-            <w:pPr>
-              <w:spacing w:after="0" w:line="264" w:lineRule="auto"/>
-            </w:pPr>
-            <w:r>
-              <w:rPr>
-                <w:rFonts w:ascii="Arial Unicode MS" w:hAnsi="Arial Unicode MS" w:eastAsia="Arial Unicode MS"/>
-                <w:color w:val="333333"/>
-                <w:sz w:val="15"/>
-              </w:rPr>
-              <w:t>solStatus</w:t>
+            <w:r>
+              <w:t>X</w:t>
             </w:r>
           </w:p>
         </w:tc>
@@ -8403,16 +7829,8 @@
             <w:vAlign w:val="center"/>
           </w:tcPr>
           <w:p>
-            <w:pPr>
-              <w:spacing w:after="0" w:line="264" w:lineRule="auto"/>
-            </w:pPr>
-            <w:r>
-              <w:rPr>
-                <w:rFonts w:ascii="Arial Unicode MS" w:hAnsi="Arial Unicode MS" w:eastAsia="Arial Unicode MS"/>
-                <w:color w:val="333333"/>
-                <w:sz w:val="15"/>
-              </w:rPr>
-              <w:t>solStatus</w:t>
+            <w:r>
+              <w:t>X</w:t>
             </w:r>
           </w:p>
         </w:tc>
@@ -8428,16 +7846,8 @@
             <w:vAlign w:val="center"/>
           </w:tcPr>
           <w:p>
-            <w:pPr>
-              <w:spacing w:after="0" w:line="264" w:lineRule="auto"/>
-            </w:pPr>
-            <w:r>
-              <w:rPr>
-                <w:rFonts w:ascii="Arial Unicode MS" w:hAnsi="Arial Unicode MS" w:eastAsia="Arial Unicode MS"/>
-                <w:color w:val="333333"/>
-                <w:sz w:val="15"/>
-              </w:rPr>
-              <w:t>解算状态文本。</w:t>
+            <w:r>
+              <w:t>监测站 ECEF X，单位米；无基准站坐标时为 0。</w:t>
             </w:r>
           </w:p>
         </w:tc>
@@ -8458,15 +7868,7 @@
             <w:vAlign w:val="center"/>
           </w:tcPr>
           <w:p>
-            <w:pPr>
-              <w:spacing w:after="0" w:line="264" w:lineRule="auto"/>
-            </w:pPr>
-            <w:r>
-              <w:rPr>
-                <w:rFonts w:ascii="Arial Unicode MS" w:hAnsi="Arial Unicode MS" w:eastAsia="Arial Unicode MS"/>
-                <w:color w:val="333333"/>
-                <w:sz w:val="15"/>
-              </w:rPr>
+            <w:r>
               <w:t>15</w:t>
             </w:r>
           </w:p>
@@ -8483,16 +7885,8 @@
             <w:vAlign w:val="center"/>
           </w:tcPr>
           <w:p>
-            <w:pPr>
-              <w:spacing w:after="0" w:line="264" w:lineRule="auto"/>
-            </w:pPr>
-            <w:r>
-              <w:rPr>
-                <w:rFonts w:ascii="Arial Unicode MS" w:hAnsi="Arial Unicode MS" w:eastAsia="Arial Unicode MS"/>
-                <w:color w:val="333333"/>
-                <w:sz w:val="15"/>
-              </w:rPr>
-              <w:t>solutionType</w:t>
+            <w:r>
+              <w:t>Y</w:t>
             </w:r>
           </w:p>
         </w:tc>
@@ -8508,16 +7902,8 @@
             <w:vAlign w:val="center"/>
           </w:tcPr>
           <w:p>
-            <w:pPr>
-              <w:spacing w:after="0" w:line="264" w:lineRule="auto"/>
-            </w:pPr>
-            <w:r>
-              <w:rPr>
-                <w:rFonts w:ascii="Arial Unicode MS" w:hAnsi="Arial Unicode MS" w:eastAsia="Arial Unicode MS"/>
-                <w:color w:val="333333"/>
-                <w:sz w:val="15"/>
-              </w:rPr>
-              <w:t>solutionType</w:t>
+            <w:r>
+              <w:t>Y</w:t>
             </w:r>
           </w:p>
         </w:tc>
@@ -8533,16 +7919,8 @@
             <w:vAlign w:val="center"/>
           </w:tcPr>
           <w:p>
-            <w:pPr>
-              <w:spacing w:after="0" w:line="264" w:lineRule="auto"/>
-            </w:pPr>
-            <w:r>
-              <w:rPr>
-                <w:rFonts w:ascii="Arial Unicode MS" w:hAnsi="Arial Unicode MS" w:eastAsia="Arial Unicode MS"/>
-                <w:color w:val="333333"/>
-                <w:sz w:val="15"/>
-              </w:rPr>
-              <w:t>解算质量类型。</w:t>
+            <w:r>
+              <w:t>监测站 ECEF Y，单位米；无基准站坐标时为 0。</w:t>
             </w:r>
           </w:p>
         </w:tc>
@@ -8563,15 +7941,7 @@
             <w:vAlign w:val="center"/>
           </w:tcPr>
           <w:p>
-            <w:pPr>
-              <w:spacing w:after="0" w:line="264" w:lineRule="auto"/>
-            </w:pPr>
-            <w:r>
-              <w:rPr>
-                <w:rFonts w:ascii="Arial Unicode MS" w:hAnsi="Arial Unicode MS" w:eastAsia="Arial Unicode MS"/>
-                <w:color w:val="333333"/>
-                <w:sz w:val="15"/>
-              </w:rPr>
+            <w:r>
               <w:t>16</w:t>
             </w:r>
           </w:p>
@@ -8588,16 +7958,8 @@
             <w:vAlign w:val="center"/>
           </w:tcPr>
           <w:p>
-            <w:pPr>
-              <w:spacing w:after="0" w:line="264" w:lineRule="auto"/>
-            </w:pPr>
-            <w:r>
-              <w:rPr>
-                <w:rFonts w:ascii="Arial Unicode MS" w:hAnsi="Arial Unicode MS" w:eastAsia="Arial Unicode MS"/>
-                <w:color w:val="333333"/>
-                <w:sz w:val="15"/>
-              </w:rPr>
-              <w:t>satNum</w:t>
+            <w:r>
+              <w:t>Z</w:t>
             </w:r>
           </w:p>
         </w:tc>
@@ -8613,16 +7975,8 @@
             <w:vAlign w:val="center"/>
           </w:tcPr>
           <w:p>
-            <w:pPr>
-              <w:spacing w:after="0" w:line="264" w:lineRule="auto"/>
-            </w:pPr>
-            <w:r>
-              <w:rPr>
-                <w:rFonts w:ascii="Arial Unicode MS" w:hAnsi="Arial Unicode MS" w:eastAsia="Arial Unicode MS"/>
-                <w:color w:val="333333"/>
-                <w:sz w:val="15"/>
-              </w:rPr>
-              <w:t>satNum</w:t>
+            <w:r>
+              <w:t>Z</w:t>
             </w:r>
           </w:p>
         </w:tc>
@@ -8638,16 +7992,8 @@
             <w:vAlign w:val="center"/>
           </w:tcPr>
           <w:p>
-            <w:pPr>
-              <w:spacing w:after="0" w:line="264" w:lineRule="auto"/>
-            </w:pPr>
-            <w:r>
-              <w:rPr>
-                <w:rFonts w:ascii="Arial Unicode MS" w:hAnsi="Arial Unicode MS" w:eastAsia="Arial Unicode MS"/>
-                <w:color w:val="333333"/>
-                <w:sz w:val="15"/>
-              </w:rPr>
-              <w:t>卫星数量。</w:t>
+            <w:r>
+              <w:t>监测站 ECEF Z，单位米；无基准站坐标时为 0。</w:t>
             </w:r>
           </w:p>
         </w:tc>
@@ -8668,15 +8014,7 @@
             <w:vAlign w:val="center"/>
           </w:tcPr>
           <w:p>
-            <w:pPr>
-              <w:spacing w:after="0" w:line="264" w:lineRule="auto"/>
-            </w:pPr>
-            <w:r>
-              <w:rPr>
-                <w:rFonts w:ascii="Arial Unicode MS" w:hAnsi="Arial Unicode MS" w:eastAsia="Arial Unicode MS"/>
-                <w:color w:val="333333"/>
-                <w:sz w:val="15"/>
-              </w:rPr>
+            <w:r>
               <w:t>17</w:t>
             </w:r>
           </w:p>
@@ -8693,16 +8031,8 @@
             <w:vAlign w:val="center"/>
           </w:tcPr>
           <w:p>
-            <w:pPr>
-              <w:spacing w:after="0" w:line="264" w:lineRule="auto"/>
-            </w:pPr>
-            <w:r>
-              <w:rPr>
-                <w:rFonts w:ascii="Arial Unicode MS" w:hAnsi="Arial Unicode MS" w:eastAsia="Arial Unicode MS"/>
-                <w:color w:val="333333"/>
-                <w:sz w:val="15"/>
-              </w:rPr>
-              <w:t>reserved</w:t>
+            <w:r>
+              <w:t>B</w:t>
             </w:r>
           </w:p>
         </w:tc>
@@ -8718,16 +8048,8 @@
             <w:vAlign w:val="center"/>
           </w:tcPr>
           <w:p>
-            <w:pPr>
-              <w:spacing w:after="0" w:line="264" w:lineRule="auto"/>
-            </w:pPr>
-            <w:r>
-              <w:rPr>
-                <w:rFonts w:ascii="Arial Unicode MS" w:hAnsi="Arial Unicode MS" w:eastAsia="Arial Unicode MS"/>
-                <w:color w:val="333333"/>
-                <w:sz w:val="15"/>
-              </w:rPr>
-              <w:t>不映射</w:t>
+            <w:r>
+              <w:t>B</w:t>
             </w:r>
           </w:p>
         </w:tc>
@@ -8743,16 +8065,8 @@
             <w:vAlign w:val="center"/>
           </w:tcPr>
           <w:p>
-            <w:pPr>
-              <w:spacing w:after="0" w:line="264" w:lineRule="auto"/>
-            </w:pPr>
-            <w:r>
-              <w:rPr>
-                <w:rFonts w:ascii="Arial Unicode MS" w:hAnsi="Arial Unicode MS" w:eastAsia="Arial Unicode MS"/>
-                <w:color w:val="333333"/>
-                <w:sz w:val="15"/>
-              </w:rPr>
-              <w:t>仅 24 项布局存在；当前实现跳过。</w:t>
+            <w:r>
+              <w:t>WGS84 大地纬度，单位度；无基准站坐标时为 0。</w:t>
             </w:r>
           </w:p>
         </w:tc>
@@ -8773,15 +8087,7 @@
             <w:vAlign w:val="center"/>
           </w:tcPr>
           <w:p>
-            <w:pPr>
-              <w:spacing w:after="0" w:line="264" w:lineRule="auto"/>
-            </w:pPr>
-            <w:r>
-              <w:rPr>
-                <w:rFonts w:ascii="Arial Unicode MS" w:hAnsi="Arial Unicode MS" w:eastAsia="Arial Unicode MS"/>
-                <w:color w:val="333333"/>
-                <w:sz w:val="15"/>
-              </w:rPr>
+            <w:r>
               <w:t>18</w:t>
             </w:r>
           </w:p>
@@ -8798,16 +8104,8 @@
             <w:vAlign w:val="center"/>
           </w:tcPr>
           <w:p>
-            <w:pPr>
-              <w:spacing w:after="0" w:line="264" w:lineRule="auto"/>
-            </w:pPr>
-            <w:r>
-              <w:rPr>
-                <w:rFonts w:ascii="Arial Unicode MS" w:hAnsi="Arial Unicode MS" w:eastAsia="Arial Unicode MS"/>
-                <w:color w:val="333333"/>
-                <w:sz w:val="15"/>
-              </w:rPr>
-              <w:t>roverSample</w:t>
+            <w:r>
+              <w:t>L</w:t>
             </w:r>
           </w:p>
         </w:tc>
@@ -8823,16 +8121,8 @@
             <w:vAlign w:val="center"/>
           </w:tcPr>
           <w:p>
-            <w:pPr>
-              <w:spacing w:after="0" w:line="264" w:lineRule="auto"/>
-            </w:pPr>
-            <w:r>
-              <w:rPr>
-                <w:rFonts w:ascii="Arial Unicode MS" w:hAnsi="Arial Unicode MS" w:eastAsia="Arial Unicode MS"/>
-                <w:color w:val="333333"/>
-                <w:sz w:val="15"/>
-              </w:rPr>
-              <w:t>roverSample</w:t>
+            <w:r>
+              <w:t>L</w:t>
             </w:r>
           </w:p>
         </w:tc>
@@ -8848,16 +8138,8 @@
             <w:vAlign w:val="center"/>
           </w:tcPr>
           <w:p>
-            <w:pPr>
-              <w:spacing w:after="0" w:line="264" w:lineRule="auto"/>
-            </w:pPr>
-            <w:r>
-              <w:rPr>
-                <w:rFonts w:ascii="Arial Unicode MS" w:hAnsi="Arial Unicode MS" w:eastAsia="Arial Unicode MS"/>
-                <w:color w:val="333333"/>
-                <w:sz w:val="15"/>
-              </w:rPr>
-              <w:t>监测站采样率。</w:t>
+            <w:r>
+              <w:t>WGS84 大地经度，单位度；无基准站坐标时为 0。</w:t>
             </w:r>
           </w:p>
         </w:tc>
@@ -8878,15 +8160,7 @@
             <w:vAlign w:val="center"/>
           </w:tcPr>
           <w:p>
-            <w:pPr>
-              <w:spacing w:after="0" w:line="264" w:lineRule="auto"/>
-            </w:pPr>
-            <w:r>
-              <w:rPr>
-                <w:rFonts w:ascii="Arial Unicode MS" w:hAnsi="Arial Unicode MS" w:eastAsia="Arial Unicode MS"/>
-                <w:color w:val="333333"/>
-                <w:sz w:val="15"/>
-              </w:rPr>
+            <w:r>
               <w:t>19</w:t>
             </w:r>
           </w:p>
@@ -8903,16 +8177,8 @@
             <w:vAlign w:val="center"/>
           </w:tcPr>
           <w:p>
-            <w:pPr>
-              <w:spacing w:after="0" w:line="264" w:lineRule="auto"/>
-            </w:pPr>
-            <w:r>
-              <w:rPr>
-                <w:rFonts w:ascii="Arial Unicode MS" w:hAnsi="Arial Unicode MS" w:eastAsia="Arial Unicode MS"/>
-                <w:color w:val="333333"/>
-                <w:sz w:val="15"/>
-              </w:rPr>
-              <w:t>baseSample</w:t>
+            <w:r>
+              <w:t>H</w:t>
             </w:r>
           </w:p>
         </w:tc>
@@ -8928,16 +8194,8 @@
             <w:vAlign w:val="center"/>
           </w:tcPr>
           <w:p>
-            <w:pPr>
-              <w:spacing w:after="0" w:line="264" w:lineRule="auto"/>
-            </w:pPr>
-            <w:r>
-              <w:rPr>
-                <w:rFonts w:ascii="Arial Unicode MS" w:hAnsi="Arial Unicode MS" w:eastAsia="Arial Unicode MS"/>
-                <w:color w:val="333333"/>
-                <w:sz w:val="15"/>
-              </w:rPr>
-              <w:t>baseSample</w:t>
+            <w:r>
+              <w:t>H</w:t>
             </w:r>
           </w:p>
         </w:tc>
@@ -8953,16 +8211,8 @@
             <w:vAlign w:val="center"/>
           </w:tcPr>
           <w:p>
-            <w:pPr>
-              <w:spacing w:after="0" w:line="264" w:lineRule="auto"/>
-            </w:pPr>
-            <w:r>
-              <w:rPr>
-                <w:rFonts w:ascii="Arial Unicode MS" w:hAnsi="Arial Unicode MS" w:eastAsia="Arial Unicode MS"/>
-                <w:color w:val="333333"/>
-                <w:sz w:val="15"/>
-              </w:rPr>
-              <w:t>基准站采样率。</w:t>
+            <w:r>
+              <w:t>WGS84 椭球高，单位米；无基准站坐标时为 0。</w:t>
             </w:r>
           </w:p>
         </w:tc>
@@ -8983,15 +8233,7 @@
             <w:vAlign w:val="center"/>
           </w:tcPr>
           <w:p>
-            <w:pPr>
-              <w:spacing w:after="0" w:line="264" w:lineRule="auto"/>
-            </w:pPr>
-            <w:r>
-              <w:rPr>
-                <w:rFonts w:ascii="Arial Unicode MS" w:hAnsi="Arial Unicode MS" w:eastAsia="Arial Unicode MS"/>
-                <w:color w:val="333333"/>
-                <w:sz w:val="15"/>
-              </w:rPr>
+            <w:r>
               <w:t>20</w:t>
             </w:r>
           </w:p>
@@ -9008,16 +8250,8 @@
             <w:vAlign w:val="center"/>
           </w:tcPr>
           <w:p>
-            <w:pPr>
-              <w:spacing w:after="0" w:line="264" w:lineRule="auto"/>
-            </w:pPr>
-            <w:r>
-              <w:rPr>
-                <w:rFonts w:ascii="Arial Unicode MS" w:hAnsi="Arial Unicode MS" w:eastAsia="Arial Unicode MS"/>
-                <w:color w:val="333333"/>
-                <w:sz w:val="15"/>
-              </w:rPr>
-              <w:t>roverObsNum</w:t>
+            <w:r>
+              <w:t>solStatus</w:t>
             </w:r>
           </w:p>
         </w:tc>
@@ -9033,16 +8267,8 @@
             <w:vAlign w:val="center"/>
           </w:tcPr>
           <w:p>
-            <w:pPr>
-              <w:spacing w:after="0" w:line="264" w:lineRule="auto"/>
-            </w:pPr>
-            <w:r>
-              <w:rPr>
-                <w:rFonts w:ascii="Arial Unicode MS" w:hAnsi="Arial Unicode MS" w:eastAsia="Arial Unicode MS"/>
-                <w:color w:val="333333"/>
-                <w:sz w:val="15"/>
-              </w:rPr>
-              <w:t>roverObsNum</w:t>
+            <w:r>
+              <w:t>solStatus</w:t>
             </w:r>
           </w:p>
         </w:tc>
@@ -9058,16 +8284,8 @@
             <w:vAlign w:val="center"/>
           </w:tcPr>
           <w:p>
-            <w:pPr>
-              <w:spacing w:after="0" w:line="264" w:lineRule="auto"/>
-            </w:pPr>
-            <w:r>
-              <w:rPr>
-                <w:rFonts w:ascii="Arial Unicode MS" w:hAnsi="Arial Unicode MS" w:eastAsia="Arial Unicode MS"/>
-                <w:color w:val="333333"/>
-                <w:sz w:val="15"/>
-              </w:rPr>
-              <w:t>监测站历元数量。</w:t>
+            <w:r>
+              <w:t>解算状态文本。</w:t>
             </w:r>
           </w:p>
         </w:tc>
@@ -9088,15 +8306,7 @@
             <w:vAlign w:val="center"/>
           </w:tcPr>
           <w:p>
-            <w:pPr>
-              <w:spacing w:after="0" w:line="264" w:lineRule="auto"/>
-            </w:pPr>
-            <w:r>
-              <w:rPr>
-                <w:rFonts w:ascii="Arial Unicode MS" w:hAnsi="Arial Unicode MS" w:eastAsia="Arial Unicode MS"/>
-                <w:color w:val="333333"/>
-                <w:sz w:val="15"/>
-              </w:rPr>
+            <w:r>
               <w:t>21</w:t>
             </w:r>
           </w:p>
@@ -9113,16 +8323,8 @@
             <w:vAlign w:val="center"/>
           </w:tcPr>
           <w:p>
-            <w:pPr>
-              <w:spacing w:after="0" w:line="264" w:lineRule="auto"/>
-            </w:pPr>
-            <w:r>
-              <w:rPr>
-                <w:rFonts w:ascii="Arial Unicode MS" w:hAnsi="Arial Unicode MS" w:eastAsia="Arial Unicode MS"/>
-                <w:color w:val="333333"/>
-                <w:sz w:val="15"/>
-              </w:rPr>
-              <w:t>baseObsNum</w:t>
+            <w:r>
+              <w:t>solutionType</w:t>
             </w:r>
           </w:p>
         </w:tc>
@@ -9138,16 +8340,8 @@
             <w:vAlign w:val="center"/>
           </w:tcPr>
           <w:p>
-            <w:pPr>
-              <w:spacing w:after="0" w:line="264" w:lineRule="auto"/>
-            </w:pPr>
-            <w:r>
-              <w:rPr>
-                <w:rFonts w:ascii="Arial Unicode MS" w:hAnsi="Arial Unicode MS" w:eastAsia="Arial Unicode MS"/>
-                <w:color w:val="333333"/>
-                <w:sz w:val="15"/>
-              </w:rPr>
-              <w:t>baseObsNum</w:t>
+            <w:r>
+              <w:t>solutionType</w:t>
             </w:r>
           </w:p>
         </w:tc>
@@ -9163,16 +8357,8 @@
             <w:vAlign w:val="center"/>
           </w:tcPr>
           <w:p>
-            <w:pPr>
-              <w:spacing w:after="0" w:line="264" w:lineRule="auto"/>
-            </w:pPr>
-            <w:r>
-              <w:rPr>
-                <w:rFonts w:ascii="Arial Unicode MS" w:hAnsi="Arial Unicode MS" w:eastAsia="Arial Unicode MS"/>
-                <w:color w:val="333333"/>
-                <w:sz w:val="15"/>
-              </w:rPr>
-              <w:t>基准站历元数量。</w:t>
+            <w:r>
+              <w:t>解算质量类型。</w:t>
             </w:r>
           </w:p>
         </w:tc>
@@ -9193,15 +8379,7 @@
             <w:vAlign w:val="center"/>
           </w:tcPr>
           <w:p>
-            <w:pPr>
-              <w:spacing w:after="0" w:line="264" w:lineRule="auto"/>
-            </w:pPr>
-            <w:r>
-              <w:rPr>
-                <w:rFonts w:ascii="Arial Unicode MS" w:hAnsi="Arial Unicode MS" w:eastAsia="Arial Unicode MS"/>
-                <w:color w:val="333333"/>
-                <w:sz w:val="15"/>
-              </w:rPr>
+            <w:r>
               <w:t>22</w:t>
             </w:r>
           </w:p>
@@ -9218,16 +8396,8 @@
             <w:vAlign w:val="center"/>
           </w:tcPr>
           <w:p>
-            <w:pPr>
-              <w:spacing w:after="0" w:line="264" w:lineRule="auto"/>
-            </w:pPr>
-            <w:r>
-              <w:rPr>
-                <w:rFonts w:ascii="Arial Unicode MS" w:hAnsi="Arial Unicode MS" w:eastAsia="Arial Unicode MS"/>
-                <w:color w:val="333333"/>
-                <w:sz w:val="15"/>
-              </w:rPr>
-              <w:t>fileStatus</w:t>
+            <w:r>
+              <w:t>satNum</w:t>
             </w:r>
           </w:p>
         </w:tc>
@@ -9243,16 +8413,8 @@
             <w:vAlign w:val="center"/>
           </w:tcPr>
           <w:p>
-            <w:pPr>
-              <w:spacing w:after="0" w:line="264" w:lineRule="auto"/>
-            </w:pPr>
-            <w:r>
-              <w:rPr>
-                <w:rFonts w:ascii="Arial Unicode MS" w:hAnsi="Arial Unicode MS" w:eastAsia="Arial Unicode MS"/>
-                <w:color w:val="333333"/>
-                <w:sz w:val="15"/>
-              </w:rPr>
-              <w:t>fileStatus</w:t>
+            <w:r>
+              <w:t>satNum</w:t>
             </w:r>
           </w:p>
         </w:tc>
@@ -9268,16 +8430,8 @@
             <w:vAlign w:val="center"/>
           </w:tcPr>
           <w:p>
-            <w:pPr>
-              <w:spacing w:after="0" w:line="264" w:lineRule="auto"/>
-            </w:pPr>
-            <w:r>
-              <w:rPr>
-                <w:rFonts w:ascii="Arial Unicode MS" w:hAnsi="Arial Unicode MS" w:eastAsia="Arial Unicode MS"/>
-                <w:color w:val="333333"/>
-                <w:sz w:val="15"/>
-              </w:rPr>
-              <w:t>观测文件状态码。</w:t>
+            <w:r>
+              <w:t>卫星数量。</w:t>
             </w:r>
           </w:p>
         </w:tc>
@@ -9298,15 +8452,7 @@
             <w:vAlign w:val="center"/>
           </w:tcPr>
           <w:p>
-            <w:pPr>
-              <w:spacing w:after="0" w:line="264" w:lineRule="auto"/>
-            </w:pPr>
-            <w:r>
-              <w:rPr>
-                <w:rFonts w:ascii="Arial Unicode MS" w:hAnsi="Arial Unicode MS" w:eastAsia="Arial Unicode MS"/>
-                <w:color w:val="333333"/>
-                <w:sz w:val="15"/>
-              </w:rPr>
+            <w:r>
               <w:t>23</w:t>
             </w:r>
           </w:p>
@@ -9323,16 +8469,8 @@
             <w:vAlign w:val="center"/>
           </w:tcPr>
           <w:p>
-            <w:pPr>
-              <w:spacing w:after="0" w:line="264" w:lineRule="auto"/>
-            </w:pPr>
-            <w:r>
-              <w:rPr>
-                <w:rFonts w:ascii="Arial Unicode MS" w:hAnsi="Arial Unicode MS" w:eastAsia="Arial Unicode MS"/>
-                <w:color w:val="333333"/>
-                <w:sz w:val="15"/>
-              </w:rPr>
-              <w:t>navStatus</w:t>
+            <w:r>
+              <w:t>isMoved</w:t>
             </w:r>
           </w:p>
         </w:tc>
@@ -9348,16 +8486,8 @@
             <w:vAlign w:val="center"/>
           </w:tcPr>
           <w:p>
-            <w:pPr>
-              <w:spacing w:after="0" w:line="264" w:lineRule="auto"/>
-            </w:pPr>
-            <w:r>
-              <w:rPr>
-                <w:rFonts w:ascii="Arial Unicode MS" w:hAnsi="Arial Unicode MS" w:eastAsia="Arial Unicode MS"/>
-                <w:color w:val="333333"/>
-                <w:sz w:val="15"/>
-              </w:rPr>
-              <w:t>navStatus</w:t>
+            <w:r>
+              <w:t>isMoved</w:t>
             </w:r>
           </w:p>
         </w:tc>
@@ -9373,16 +8503,8 @@
             <w:vAlign w:val="center"/>
           </w:tcPr>
           <w:p>
-            <w:pPr>
-              <w:spacing w:after="0" w:line="264" w:lineRule="auto"/>
-            </w:pPr>
-            <w:r>
-              <w:rPr>
-                <w:rFonts w:ascii="Arial Unicode MS" w:hAnsi="Arial Unicode MS" w:eastAsia="Arial Unicode MS"/>
-                <w:color w:val="333333"/>
-                <w:sz w:val="15"/>
-              </w:rPr>
-              <w:t>星历状态码。</w:t>
+            <w:r>
+              <w:t>长基线测站移动标志。</w:t>
             </w:r>
           </w:p>
         </w:tc>
@@ -9403,15 +8525,7 @@
             <w:vAlign w:val="center"/>
           </w:tcPr>
           <w:p>
-            <w:pPr>
-              <w:spacing w:after="0" w:line="264" w:lineRule="auto"/>
-            </w:pPr>
-            <w:r>
-              <w:rPr>
-                <w:rFonts w:ascii="Arial Unicode MS" w:hAnsi="Arial Unicode MS" w:eastAsia="Arial Unicode MS"/>
-                <w:color w:val="333333"/>
-                <w:sz w:val="15"/>
-              </w:rPr>
+            <w:r>
               <w:t>24</w:t>
             </w:r>
           </w:p>
@@ -9428,65 +8542,311 @@
             <w:vAlign w:val="center"/>
           </w:tcPr>
           <w:p>
-            <w:pPr>
-              <w:spacing w:after="0" w:line="264" w:lineRule="auto"/>
-            </w:pPr>
-            <w:r>
-              <w:rPr>
-                <w:rFonts w:ascii="Arial Unicode MS" w:hAnsi="Arial Unicode MS" w:eastAsia="Arial Unicode MS"/>
-                <w:color w:val="333333"/>
-                <w:sz w:val="15"/>
-              </w:rPr>
+            <w:r>
+              <w:t>roverSample</w:t>
+            </w:r>
+          </w:p>
+        </w:tc>
+        <w:tc>
+          <w:tcPr>
+            <w:tcW w:type="dxa" w:w="2324"/>
+            <w:tcMar>
+              <w:top w:w="90" w:type="dxa"/>
+              <w:start w:w="100" w:type="dxa"/>
+              <w:bottom w:w="90" w:type="dxa"/>
+              <w:end w:w="100" w:type="dxa"/>
+            </w:tcMar>
+            <w:vAlign w:val="center"/>
+          </w:tcPr>
+          <w:p>
+            <w:r>
+              <w:t>roverSample</w:t>
+            </w:r>
+          </w:p>
+        </w:tc>
+        <w:tc>
+          <w:tcPr>
+            <w:tcW w:type="dxa" w:w="4195"/>
+            <w:tcMar>
+              <w:top w:w="90" w:type="dxa"/>
+              <w:start w:w="100" w:type="dxa"/>
+              <w:bottom w:w="90" w:type="dxa"/>
+              <w:end w:w="100" w:type="dxa"/>
+            </w:tcMar>
+            <w:vAlign w:val="center"/>
+          </w:tcPr>
+          <w:p>
+            <w:r>
+              <w:t>监测站采样率。</w:t>
+            </w:r>
+          </w:p>
+        </w:tc>
+      </w:tr>
+      <w:tr>
+        <w:trPr>
+          <w:cantSplit/>
+        </w:trPr>
+        <w:tc>
+          <w:tcPr>
+            <w:tcW w:type="dxa" w:w="2353"/>
+          </w:tcPr>
+          <w:p>
+            <w:r>
+              <w:t>25</w:t>
+            </w:r>
+          </w:p>
+        </w:tc>
+        <w:tc>
+          <w:tcPr>
+            <w:tcW w:type="dxa" w:w="2353"/>
+          </w:tcPr>
+          <w:p>
+            <w:r>
+              <w:t>baseSample</w:t>
+            </w:r>
+          </w:p>
+        </w:tc>
+        <w:tc>
+          <w:tcPr>
+            <w:tcW w:type="dxa" w:w="2353"/>
+          </w:tcPr>
+          <w:p>
+            <w:r>
+              <w:t>baseSample</w:t>
+            </w:r>
+          </w:p>
+        </w:tc>
+        <w:tc>
+          <w:tcPr>
+            <w:tcW w:type="dxa" w:w="2353"/>
+          </w:tcPr>
+          <w:p>
+            <w:r>
+              <w:t>基准站采样率。</w:t>
+            </w:r>
+          </w:p>
+        </w:tc>
+      </w:tr>
+      <w:tr>
+        <w:trPr>
+          <w:cantSplit/>
+        </w:trPr>
+        <w:tc>
+          <w:tcPr>
+            <w:tcW w:type="dxa" w:w="2353"/>
+          </w:tcPr>
+          <w:p>
+            <w:r>
+              <w:t>26</w:t>
+            </w:r>
+          </w:p>
+        </w:tc>
+        <w:tc>
+          <w:tcPr>
+            <w:tcW w:type="dxa" w:w="2353"/>
+          </w:tcPr>
+          <w:p>
+            <w:r>
+              <w:t>roverObsNum</w:t>
+            </w:r>
+          </w:p>
+        </w:tc>
+        <w:tc>
+          <w:tcPr>
+            <w:tcW w:type="dxa" w:w="2353"/>
+          </w:tcPr>
+          <w:p>
+            <w:r>
+              <w:t>roverObsNum</w:t>
+            </w:r>
+          </w:p>
+        </w:tc>
+        <w:tc>
+          <w:tcPr>
+            <w:tcW w:type="dxa" w:w="2353"/>
+          </w:tcPr>
+          <w:p>
+            <w:r>
+              <w:t>监测站历元数量。</w:t>
+            </w:r>
+          </w:p>
+        </w:tc>
+      </w:tr>
+      <w:tr>
+        <w:trPr>
+          <w:cantSplit/>
+        </w:trPr>
+        <w:tc>
+          <w:tcPr>
+            <w:tcW w:type="dxa" w:w="2353"/>
+          </w:tcPr>
+          <w:p>
+            <w:r>
+              <w:t>27</w:t>
+            </w:r>
+          </w:p>
+        </w:tc>
+        <w:tc>
+          <w:tcPr>
+            <w:tcW w:type="dxa" w:w="2353"/>
+          </w:tcPr>
+          <w:p>
+            <w:r>
+              <w:t>baseObsNum</w:t>
+            </w:r>
+          </w:p>
+        </w:tc>
+        <w:tc>
+          <w:tcPr>
+            <w:tcW w:type="dxa" w:w="2353"/>
+          </w:tcPr>
+          <w:p>
+            <w:r>
+              <w:t>baseObsNum</w:t>
+            </w:r>
+          </w:p>
+        </w:tc>
+        <w:tc>
+          <w:tcPr>
+            <w:tcW w:type="dxa" w:w="2353"/>
+          </w:tcPr>
+          <w:p>
+            <w:r>
+              <w:t>基准站历元数量。</w:t>
+            </w:r>
+          </w:p>
+        </w:tc>
+      </w:tr>
+      <w:tr>
+        <w:trPr>
+          <w:cantSplit/>
+        </w:trPr>
+        <w:tc>
+          <w:tcPr>
+            <w:tcW w:type="dxa" w:w="2353"/>
+          </w:tcPr>
+          <w:p>
+            <w:r>
+              <w:t>28</w:t>
+            </w:r>
+          </w:p>
+        </w:tc>
+        <w:tc>
+          <w:tcPr>
+            <w:tcW w:type="dxa" w:w="2353"/>
+          </w:tcPr>
+          <w:p>
+            <w:r>
+              <w:t>fileStatus</w:t>
+            </w:r>
+          </w:p>
+        </w:tc>
+        <w:tc>
+          <w:tcPr>
+            <w:tcW w:type="dxa" w:w="2353"/>
+          </w:tcPr>
+          <w:p>
+            <w:r>
+              <w:t>fileStatus</w:t>
+            </w:r>
+          </w:p>
+        </w:tc>
+        <w:tc>
+          <w:tcPr>
+            <w:tcW w:type="dxa" w:w="2353"/>
+          </w:tcPr>
+          <w:p>
+            <w:r>
+              <w:t>观测文件状态码。</w:t>
+            </w:r>
+          </w:p>
+        </w:tc>
+      </w:tr>
+      <w:tr>
+        <w:trPr>
+          <w:cantSplit/>
+        </w:trPr>
+        <w:tc>
+          <w:tcPr>
+            <w:tcW w:type="dxa" w:w="2353"/>
+          </w:tcPr>
+          <w:p>
+            <w:r>
+              <w:t>29</w:t>
+            </w:r>
+          </w:p>
+        </w:tc>
+        <w:tc>
+          <w:tcPr>
+            <w:tcW w:type="dxa" w:w="2353"/>
+          </w:tcPr>
+          <w:p>
+            <w:r>
+              <w:t>navStatus</w:t>
+            </w:r>
+          </w:p>
+        </w:tc>
+        <w:tc>
+          <w:tcPr>
+            <w:tcW w:type="dxa" w:w="2353"/>
+          </w:tcPr>
+          <w:p>
+            <w:r>
+              <w:t>navStatus</w:t>
+            </w:r>
+          </w:p>
+        </w:tc>
+        <w:tc>
+          <w:tcPr>
+            <w:tcW w:type="dxa" w:w="2353"/>
+          </w:tcPr>
+          <w:p>
+            <w:r>
+              <w:t>星历状态码。</w:t>
+            </w:r>
+          </w:p>
+        </w:tc>
+      </w:tr>
+      <w:tr>
+        <w:trPr>
+          <w:cantSplit/>
+        </w:trPr>
+        <w:tc>
+          <w:tcPr>
+            <w:tcW w:type="dxa" w:w="2353"/>
+          </w:tcPr>
+          <w:p>
+            <w:r>
+              <w:t>30</w:t>
+            </w:r>
+          </w:p>
+        </w:tc>
+        <w:tc>
+          <w:tcPr>
+            <w:tcW w:type="dxa" w:w="2353"/>
+          </w:tcPr>
+          <w:p>
+            <w:r>
               <w:t>offTime</w:t>
             </w:r>
           </w:p>
         </w:tc>
         <w:tc>
           <w:tcPr>
-            <w:tcW w:type="dxa" w:w="2324"/>
-            <w:tcMar>
-              <w:top w:w="90" w:type="dxa"/>
-              <w:start w:w="100" w:type="dxa"/>
-              <w:bottom w:w="90" w:type="dxa"/>
-              <w:end w:w="100" w:type="dxa"/>
-            </w:tcMar>
-            <w:vAlign w:val="center"/>
-          </w:tcPr>
-          <w:p>
-            <w:pPr>
-              <w:spacing w:after="0" w:line="264" w:lineRule="auto"/>
-            </w:pPr>
-            <w:r>
-              <w:rPr>
-                <w:rFonts w:ascii="Arial Unicode MS" w:hAnsi="Arial Unicode MS" w:eastAsia="Arial Unicode MS"/>
-                <w:color w:val="333333"/>
-                <w:sz w:val="15"/>
-              </w:rPr>
+            <w:tcW w:type="dxa" w:w="2353"/>
+          </w:tcPr>
+          <w:p>
+            <w:r>
               <w:t>offTime</w:t>
             </w:r>
           </w:p>
         </w:tc>
         <w:tc>
           <w:tcPr>
-            <w:tcW w:type="dxa" w:w="4195"/>
-            <w:tcMar>
-              <w:top w:w="90" w:type="dxa"/>
-              <w:start w:w="100" w:type="dxa"/>
-              <w:bottom w:w="90" w:type="dxa"/>
-              <w:end w:w="100" w:type="dxa"/>
-            </w:tcMar>
-            <w:vAlign w:val="center"/>
-          </w:tcPr>
-          <w:p>
-            <w:pPr>
-              <w:spacing w:after="0" w:line="264" w:lineRule="auto"/>
-            </w:pPr>
-            <w:r>
-              <w:rPr>
-                <w:rFonts w:ascii="Arial Unicode MS" w:hAnsi="Arial Unicode MS" w:eastAsia="Arial Unicode MS"/>
-                <w:color w:val="333333"/>
-                <w:sz w:val="15"/>
-              </w:rPr>
+            <w:tcW w:type="dxa" w:w="2353"/>
+          </w:tcPr>
+          <w:p>
+            <w:r>
               <w:t>解算耗时。</w:t>
             </w:r>
           </w:p>
@@ -9520,25 +8880,8 @@
             </w:tcMar>
           </w:tcPr>
           <w:p>
-            <w:pPr>
-              <w:spacing w:after="0"/>
-            </w:pPr>
-            <w:r>
-              <w:rPr>
-                <w:rFonts w:ascii="Arial Unicode MS" w:hAnsi="Arial Unicode MS" w:eastAsia="Arial Unicode MS"/>
-                <w:b/>
-                <w:color w:val="2F75B5"/>
-                <w:sz w:val="21"/>
-              </w:rPr>
-              <w:t>注意：</w:t>
-            </w:r>
-            <w:r>
-              <w:rPr>
-                <w:rFonts w:ascii="Arial Unicode MS" w:hAnsi="Arial Unicode MS" w:eastAsia="Arial Unicode MS"/>
-                <w:color w:val="333333"/>
-                <w:sz w:val="21"/>
-              </w:rPr>
-              <w:t>23 项格式中不存在第 17 项 reserved，roverSample 到 offTime 依次前移一位。SDK 还保留对超过 24 项的旧版紧凑格式解析，但业务方不应依赖该内部兼容分支。</w:t>
+            <w:r>
+              <w:t>当前 SDK 优先解析 30 项长基线格式；23/24 项用于兼容历史原生库。30 项格式在 E/N/U 后追加 X/Y/Z/B/L/H，satNum 后保留 isMoved；旧格式没有绝对坐标时对应字段为 0。</w:t>
             </w:r>
           </w:p>
         </w:tc>
@@ -12348,7 +11691,7 @@
                 <w:color w:val="333333"/>
                 <w:sz w:val="15"/>
               </w:rPr>
-              <w:t>基准站 ECEF X 坐标。</w:t>
+              <w:t>基准站 ECEF X 坐标，单位米。</w:t>
             </w:r>
           </w:p>
         </w:tc>
@@ -12478,7 +11821,7 @@
                 <w:color w:val="333333"/>
                 <w:sz w:val="15"/>
               </w:rPr>
-              <w:t>基准站 ECEF Y 坐标。</w:t>
+              <w:t>基准站 ECEF Y 坐标，单位米。</w:t>
             </w:r>
           </w:p>
         </w:tc>
@@ -12608,7 +11951,7 @@
                 <w:color w:val="333333"/>
                 <w:sz w:val="15"/>
               </w:rPr>
-              <w:t>基准站 ECEF Z 坐标。</w:t>
+              <w:t>基准站 ECEF Z 坐标，单位米。</w:t>
             </w:r>
           </w:p>
         </w:tc>
@@ -13509,16 +12852,8 @@
             <w:vAlign w:val="center"/>
           </w:tcPr>
           <w:p>
-            <w:pPr>
-              <w:spacing w:after="0" w:line="264" w:lineRule="auto"/>
-            </w:pPr>
-            <w:r>
-              <w:rPr>
-                <w:rFonts w:ascii="Arial Unicode MS" w:hAnsi="Arial Unicode MS" w:eastAsia="Arial Unicode MS"/>
-                <w:color w:val="333333"/>
-                <w:sz w:val="15"/>
-              </w:rPr>
-              <w:t xml:space="preserve">0 使用原生默认连续 10 个历元确认。</w:t>
+            <w:r>
+              <w:t>0 使用原生默认连续 5 个历元确认。</w:t>
             </w:r>
           </w:p>
         </w:tc>
@@ -14225,7 +13560,7 @@
                 <w:color w:val="333333"/>
                 <w:sz w:val="15"/>
               </w:rPr>
-              <w:t>东向坐标或位移分量。</w:t>
+              <w:t>相对基准站东向分量，单位米。</w:t>
             </w:r>
           </w:p>
         </w:tc>
@@ -14305,7 +13640,7 @@
                 <w:color w:val="333333"/>
                 <w:sz w:val="15"/>
               </w:rPr>
-              <w:t>北向坐标或位移分量。</w:t>
+              <w:t>相对基准站北向分量，单位米。</w:t>
             </w:r>
           </w:p>
         </w:tc>
@@ -14385,7 +13720,252 @@
                 <w:color w:val="333333"/>
                 <w:sz w:val="15"/>
               </w:rPr>
-              <w:t>天向坐标或位移分量。</w:t>
+              <w:t>相对基准站天向分量，单位米。</w:t>
+            </w:r>
+          </w:p>
+        </w:tc>
+      </w:tr>
+      <w:tr>
+        <w:trPr>
+          <w:cantSplit/>
+        </w:trPr>
+        <w:tc>
+          <w:tcPr>
+            <w:tcW w:type="dxa" w:w="3137"/>
+          </w:tcPr>
+          <w:p>
+            <w:r>
+              <w:t>X</w:t>
+            </w:r>
+          </w:p>
+        </w:tc>
+        <w:tc>
+          <w:tcPr>
+            <w:tcW w:type="dxa" w:w="3137"/>
+          </w:tcPr>
+          <w:p>
+            <w:r>
+              <w:t>Double</w:t>
+            </w:r>
+          </w:p>
+        </w:tc>
+        <w:tc>
+          <w:tcPr>
+            <w:tcW w:type="dxa" w:w="3137"/>
+          </w:tcPr>
+          <w:p>
+            <w:r>
+              <w:t>监测站 ECEF X，单位米；无基准站坐标或 NONE 结果时为 0。</w:t>
+            </w:r>
+          </w:p>
+        </w:tc>
+      </w:tr>
+      <w:tr>
+        <w:trPr>
+          <w:cantSplit/>
+        </w:trPr>
+        <w:tc>
+          <w:tcPr>
+            <w:tcW w:type="dxa" w:w="3137"/>
+          </w:tcPr>
+          <w:p>
+            <w:r>
+              <w:t>Y</w:t>
+            </w:r>
+          </w:p>
+        </w:tc>
+        <w:tc>
+          <w:tcPr>
+            <w:tcW w:type="dxa" w:w="3137"/>
+          </w:tcPr>
+          <w:p>
+            <w:r>
+              <w:t>Double</w:t>
+            </w:r>
+          </w:p>
+        </w:tc>
+        <w:tc>
+          <w:tcPr>
+            <w:tcW w:type="dxa" w:w="3137"/>
+          </w:tcPr>
+          <w:p>
+            <w:r>
+              <w:t>监测站 ECEF Y，单位米；无基准站坐标或 NONE 结果时为 0。</w:t>
+            </w:r>
+          </w:p>
+        </w:tc>
+      </w:tr>
+      <w:tr>
+        <w:trPr>
+          <w:cantSplit/>
+        </w:trPr>
+        <w:tc>
+          <w:tcPr>
+            <w:tcW w:type="dxa" w:w="3137"/>
+          </w:tcPr>
+          <w:p>
+            <w:r>
+              <w:t>Z</w:t>
+            </w:r>
+          </w:p>
+        </w:tc>
+        <w:tc>
+          <w:tcPr>
+            <w:tcW w:type="dxa" w:w="3137"/>
+          </w:tcPr>
+          <w:p>
+            <w:r>
+              <w:t>Double</w:t>
+            </w:r>
+          </w:p>
+        </w:tc>
+        <w:tc>
+          <w:tcPr>
+            <w:tcW w:type="dxa" w:w="3137"/>
+          </w:tcPr>
+          <w:p>
+            <w:r>
+              <w:t>监测站 ECEF Z，单位米；无基准站坐标或 NONE 结果时为 0。</w:t>
+            </w:r>
+          </w:p>
+        </w:tc>
+      </w:tr>
+      <w:tr>
+        <w:trPr>
+          <w:cantSplit/>
+        </w:trPr>
+        <w:tc>
+          <w:tcPr>
+            <w:tcW w:type="dxa" w:w="3137"/>
+          </w:tcPr>
+          <w:p>
+            <w:r>
+              <w:t>B</w:t>
+            </w:r>
+          </w:p>
+        </w:tc>
+        <w:tc>
+          <w:tcPr>
+            <w:tcW w:type="dxa" w:w="3137"/>
+          </w:tcPr>
+          <w:p>
+            <w:r>
+              <w:t>Double</w:t>
+            </w:r>
+          </w:p>
+        </w:tc>
+        <w:tc>
+          <w:tcPr>
+            <w:tcW w:type="dxa" w:w="3137"/>
+          </w:tcPr>
+          <w:p>
+            <w:r>
+              <w:t>WGS84 大地纬度，单位度；无基准站坐标或 NONE 结果时为 0。</w:t>
+            </w:r>
+          </w:p>
+        </w:tc>
+      </w:tr>
+      <w:tr>
+        <w:trPr>
+          <w:cantSplit/>
+        </w:trPr>
+        <w:tc>
+          <w:tcPr>
+            <w:tcW w:type="dxa" w:w="3137"/>
+          </w:tcPr>
+          <w:p>
+            <w:r>
+              <w:t>L</w:t>
+            </w:r>
+          </w:p>
+        </w:tc>
+        <w:tc>
+          <w:tcPr>
+            <w:tcW w:type="dxa" w:w="3137"/>
+          </w:tcPr>
+          <w:p>
+            <w:r>
+              <w:t>Double</w:t>
+            </w:r>
+          </w:p>
+        </w:tc>
+        <w:tc>
+          <w:tcPr>
+            <w:tcW w:type="dxa" w:w="3137"/>
+          </w:tcPr>
+          <w:p>
+            <w:r>
+              <w:t>WGS84 大地经度，单位度；无基准站坐标或 NONE 结果时为 0。</w:t>
+            </w:r>
+          </w:p>
+        </w:tc>
+      </w:tr>
+      <w:tr>
+        <w:trPr>
+          <w:cantSplit/>
+        </w:trPr>
+        <w:tc>
+          <w:tcPr>
+            <w:tcW w:type="dxa" w:w="3137"/>
+          </w:tcPr>
+          <w:p>
+            <w:r>
+              <w:t>H</w:t>
+            </w:r>
+          </w:p>
+        </w:tc>
+        <w:tc>
+          <w:tcPr>
+            <w:tcW w:type="dxa" w:w="3137"/>
+          </w:tcPr>
+          <w:p>
+            <w:r>
+              <w:t>Double</w:t>
+            </w:r>
+          </w:p>
+        </w:tc>
+        <w:tc>
+          <w:tcPr>
+            <w:tcW w:type="dxa" w:w="3137"/>
+          </w:tcPr>
+          <w:p>
+            <w:r>
+              <w:t>WGS84 椭球高，单位米；无基准站坐标或 NONE 结果时为 0。</w:t>
+            </w:r>
+          </w:p>
+        </w:tc>
+      </w:tr>
+      <w:tr>
+        <w:trPr>
+          <w:cantSplit/>
+        </w:trPr>
+        <w:tc>
+          <w:tcPr>
+            <w:tcW w:type="dxa" w:w="3137"/>
+          </w:tcPr>
+          <w:p>
+            <w:r>
+              <w:t>isMoved</w:t>
+            </w:r>
+          </w:p>
+        </w:tc>
+        <w:tc>
+          <w:tcPr>
+            <w:tcW w:type="dxa" w:w="3137"/>
+          </w:tcPr>
+          <w:p>
+            <w:r>
+              <w:t>Integer</w:t>
+            </w:r>
+          </w:p>
+        </w:tc>
+        <w:tc>
+          <w:tcPr>
+            <w:tcW w:type="dxa" w:w="3137"/>
+          </w:tcPr>
+          <w:p>
+            <w:r>
+              <w:t>长基线测站移动标志。</w:t>
             </w:r>
           </w:p>
         </w:tc>
@@ -25908,12 +25488,7 @@
         <w:widowControl/>
       </w:pPr>
       <w:r>
-        <w:rPr>
-          <w:rFonts w:ascii="Arial Unicode MS" w:hAnsi="Arial Unicode MS" w:eastAsia="Arial Unicode MS"/>
-          <w:color w:val="333333"/>
-          <w:sz w:val="21"/>
-        </w:rPr>
-        <w:t xml:space="preserve">当前结构已包含 precBuf/precLen、ionoopt、tropopt、armode、sateph、nf、minfix 和 warmupMin。字段顺序、数组长度及整数宽度必须匹配原生 ABI；不可仅改库名称而沿用旧结构。</w:t>
+        <w:t>当前结构已包含 precBuf/precLen、ionoopt、tropopt、armode、sateph、nf、minfix 和 warmupMin。字段顺序、数组长度及整数宽度必须匹配原生 ABI；不可仅改库名称而沿用旧结构。结果文本另有 30 列协议，升级原生库时必须同步检查 Java 解析器。</w:t>
       </w:r>
     </w:p>
     <w:p>
@@ -25964,12 +25539,7 @@
         <w:widowControl/>
       </w:pPr>
       <w:r>
-        <w:rPr>
-          <w:rFonts w:ascii="Arial Unicode MS" w:hAnsi="Arial Unicode MS" w:eastAsia="Arial Unicode MS"/>
-          <w:color w:val="333333"/>
-          <w:sz w:val="21"/>
-        </w:rPr>
-        <w:t>当前原生结果解析依赖空格分隔字段数。格式变化可能导致无回调或数值转换异常，升级原生库时必须执行兼容性回归。</w:t>
+        <w:t>当前原生结果解析按字段数识别 30 列、24 列和 23 列协议；格式变化可能导致无回调或数值转换异常，升级原生库时必须执行兼容性回归。</w:t>
       </w:r>
     </w:p>
     <w:p>
@@ -26147,12 +25717,7 @@
         <w:widowControl/>
       </w:pPr>
       <w:r>
-        <w:rPr>
-          <w:rFonts w:ascii="Arial Unicode MS" w:hAnsi="Arial Unicode MS" w:eastAsia="Arial Unicode MS"/>
-          <w:color w:val="333333"/>
-          <w:sz w:val="21"/>
-        </w:rPr>
-        <w:t>确认原生返回第一行非空，并至少包含 23 个空格分隔字段。</w:t>
+        <w:t>确认原生返回第一行非空，并包含当前 30 列或兼容的 23/24 列结果字段。</w:t>
       </w:r>
     </w:p>
     <w:p>
@@ -26175,11 +25740,6 @@
         <w:widowControl/>
       </w:pPr>
       <w:r>
-        <w:rPr>
-          <w:rFonts w:ascii="Arial Unicode MS" w:hAnsi="Arial Unicode MS" w:eastAsia="Arial Unicode MS"/>
-          <w:color w:val="333333"/>
-          <w:sz w:val="21"/>
-        </w:rPr>
         <w:t>确认 roverName、baseName 非空，避免结果构建阶段异常。</w:t>
       </w:r>
     </w:p>
@@ -28454,12 +28014,7 @@
         <w:widowControl/>
       </w:pPr>
       <w:r>
-        <w:rPr>
-          <w:rFonts w:ascii="Arial Unicode MS" w:hAnsi="Arial Unicode MS" w:eastAsia="Arial Unicode MS"/>
-          <w:color w:val="333333"/>
-          <w:sz w:val="21"/>
-        </w:rPr>
-        <w:t xml:space="preserve">2026-09-10 在最新工作区快照上执行 clean test：3 项通过，0 失败、0 错误、0 跳过；原生版本 1.0.0。18 项独立 Java 契约检查通过，结构尺寸 256 字节。testMonitor 使用同站数据返回 Float、固定率 0，并产生质量告警；JUnit 无业务断言，不能代替业务验收。</w:t>
+        <w:t>2026-09-18 执行 ./mvnw test：6 项通过，0 失败、0 错误、0 跳过；本地原生版本 1.0.0。新增 30 列结果解析测试，覆盖 X/Y/Z/B/L/H、isMoved、零坐标、连续空白和不支持字段数；testMonitor 使用同站数据返回 Float、绝对坐标为 0，并产生质量告警；JUnit 结果不能代替业务验收。</w:t>
       </w:r>
     </w:p>
     <w:p>
@@ -28471,17 +28026,16 @@
         </w:pBdr>
       </w:pPr>
       <w:r>
-        <w:rPr>
-          <w:rFonts w:ascii="Arial Unicode MS" w:hAnsi="Arial Unicode MS" w:eastAsia="Arial Unicode MS"/>
-          <w:color w:val="747474"/>
-          <w:sz w:val="17"/>
-        </w:rPr>
-        <w:t>文档结束  |  v1.0.0  |  2026-09-10</w:t>
+        <w:t>文档结束  |  v1.0.1  |  2026-09-18</w:t>
       </w:r>
     </w:p>
     <w:sectPr>
       <w:headerReference w:type="default" r:id="rId9"/>
       <w:footerReference w:type="default" r:id="rId10"/>
+      <w:headerReference w:type="first" r:id="rId12"/>
+      <w:headerReference w:type="even" r:id="rId13"/>
+      <w:footerReference w:type="first" r:id="rId14"/>
+      <w:footerReference w:type="even" r:id="rId15"/>
       <w:pgSz w:w="11906" w:h="16838"/>
       <w:pgMar w:top="1134" w:right="1247" w:bottom="1020" w:left="1247" w:header="510" w:footer="454" w:gutter="0"/>
       <w:cols w:space="720"/>
@@ -28532,6 +28086,26 @@
 </w:ftr>
 </file>
 
+<file path=word/footer2.xml><?xml version="1.0" encoding="utf-8"?>
+<w:ftr xmlns:m="http://schemas.openxmlformats.org/officeDocument/2006/math" xmlns:mc="http://schemas.openxmlformats.org/markup-compatibility/2006" xmlns:mo="http://schemas.microsoft.com/office/mac/office/2008/main" xmlns:mv="urn:schemas-microsoft-com:mac:vml" xmlns:o="urn:schemas-microsoft-com:office:office" xmlns:r="http://schemas.openxmlformats.org/officeDocument/2006/relationships" xmlns:v="urn:schemas-microsoft-com:vml" xmlns:w10="urn:schemas-microsoft-com:office:word" xmlns:w14="http://schemas.microsoft.com/office/word/2010/wordml" xmlns:w="http://schemas.openxmlformats.org/wordprocessingml/2006/main" xmlns:wne="http://schemas.microsoft.com/office/word/2006/wordml" xmlns:wp14="http://schemas.microsoft.com/office/word/2010/wordprocessingDrawing" xmlns:wp="http://schemas.openxmlformats.org/drawingml/2006/wordprocessingDrawing" xmlns:wpc="http://schemas.microsoft.com/office/word/2010/wordprocessingCanvas" xmlns:wpg="http://schemas.microsoft.com/office/word/2010/wordprocessingGroup" xmlns:wpi="http://schemas.microsoft.com/office/word/2010/wordprocessingInk" xmlns:wps="http://schemas.microsoft.com/office/word/2010/wordprocessingShape" mc:Ignorable="w14 wp14">
+  <w:p>
+    <w:pPr>
+      <w:pStyle w:val="Footer"/>
+    </w:pPr>
+  </w:p>
+</w:ftr>
+</file>
+
+<file path=word/footer3.xml><?xml version="1.0" encoding="utf-8"?>
+<w:ftr xmlns:m="http://schemas.openxmlformats.org/officeDocument/2006/math" xmlns:mc="http://schemas.openxmlformats.org/markup-compatibility/2006" xmlns:mo="http://schemas.microsoft.com/office/mac/office/2008/main" xmlns:mv="urn:schemas-microsoft-com:mac:vml" xmlns:o="urn:schemas-microsoft-com:office:office" xmlns:r="http://schemas.openxmlformats.org/officeDocument/2006/relationships" xmlns:v="urn:schemas-microsoft-com:vml" xmlns:w10="urn:schemas-microsoft-com:office:word" xmlns:w14="http://schemas.microsoft.com/office/word/2010/wordml" xmlns:w="http://schemas.openxmlformats.org/wordprocessingml/2006/main" xmlns:wne="http://schemas.microsoft.com/office/word/2006/wordml" xmlns:wp14="http://schemas.microsoft.com/office/word/2010/wordprocessingDrawing" xmlns:wp="http://schemas.openxmlformats.org/drawingml/2006/wordprocessingDrawing" xmlns:wpc="http://schemas.microsoft.com/office/word/2010/wordprocessingCanvas" xmlns:wpg="http://schemas.microsoft.com/office/word/2010/wordprocessingGroup" xmlns:wpi="http://schemas.microsoft.com/office/word/2010/wordprocessingInk" xmlns:wps="http://schemas.microsoft.com/office/word/2010/wordprocessingShape" mc:Ignorable="w14 wp14">
+  <w:p>
+    <w:pPr>
+      <w:pStyle w:val="Footer"/>
+    </w:pPr>
+  </w:p>
+</w:ftr>
+</file>
+
 <file path=word/header1.xml><?xml version="1.0" encoding="utf-8"?>
 <w:hdr xmlns:m="http://schemas.openxmlformats.org/officeDocument/2006/math" xmlns:mc="http://schemas.openxmlformats.org/markup-compatibility/2006" xmlns:mo="http://schemas.microsoft.com/office/mac/office/2008/main" xmlns:mv="urn:schemas-microsoft-com:mac:vml" xmlns:o="urn:schemas-microsoft-com:office:office" xmlns:r="http://schemas.openxmlformats.org/officeDocument/2006/relationships" xmlns:v="urn:schemas-microsoft-com:vml" xmlns:w10="urn:schemas-microsoft-com:office:word" xmlns:w14="http://schemas.microsoft.com/office/word/2010/wordml" xmlns:w="http://schemas.openxmlformats.org/wordprocessingml/2006/main" xmlns:wne="http://schemas.microsoft.com/office/word/2006/wordml" xmlns:wp14="http://schemas.microsoft.com/office/word/2010/wordprocessingDrawing" xmlns:wp="http://schemas.openxmlformats.org/drawingml/2006/wordprocessingDrawing" xmlns:wpc="http://schemas.microsoft.com/office/word/2010/wordprocessingCanvas" xmlns:wpg="http://schemas.microsoft.com/office/word/2010/wordprocessingGroup" xmlns:wpi="http://schemas.microsoft.com/office/word/2010/wordprocessingInk" xmlns:wps="http://schemas.microsoft.com/office/word/2010/wordprocessingShape" mc:Ignorable="w14 wp14">
   <w:p>
@@ -28549,8 +28123,28 @@
         <w:color w:val="8A8A8A"/>
         <w:sz w:val="17"/>
       </w:rPr>
-      <w:t>LMonitor Java SDK集成开发指南  |  v1.0.0</w:t>
+      <w:t>LMonitor Java SDK集成开发指南  |  v1.0.1</w:t>
     </w:r>
+  </w:p>
+</w:hdr>
+</file>
+
+<file path=word/header2.xml><?xml version="1.0" encoding="utf-8"?>
+<w:hdr xmlns:m="http://schemas.openxmlformats.org/officeDocument/2006/math" xmlns:mc="http://schemas.openxmlformats.org/markup-compatibility/2006" xmlns:mo="http://schemas.microsoft.com/office/mac/office/2008/main" xmlns:mv="urn:schemas-microsoft-com:mac:vml" xmlns:o="urn:schemas-microsoft-com:office:office" xmlns:r="http://schemas.openxmlformats.org/officeDocument/2006/relationships" xmlns:v="urn:schemas-microsoft-com:vml" xmlns:w10="urn:schemas-microsoft-com:office:word" xmlns:w14="http://schemas.microsoft.com/office/word/2010/wordml" xmlns:w="http://schemas.openxmlformats.org/wordprocessingml/2006/main" xmlns:wne="http://schemas.microsoft.com/office/word/2006/wordml" xmlns:wp14="http://schemas.microsoft.com/office/word/2010/wordprocessingDrawing" xmlns:wp="http://schemas.openxmlformats.org/drawingml/2006/wordprocessingDrawing" xmlns:wpc="http://schemas.microsoft.com/office/word/2010/wordprocessingCanvas" xmlns:wpg="http://schemas.microsoft.com/office/word/2010/wordprocessingGroup" xmlns:wpi="http://schemas.microsoft.com/office/word/2010/wordprocessingInk" xmlns:wps="http://schemas.microsoft.com/office/word/2010/wordprocessingShape" mc:Ignorable="w14 wp14">
+  <w:p>
+    <w:pPr>
+      <w:pStyle w:val="Header"/>
+    </w:pPr>
+  </w:p>
+</w:hdr>
+</file>
+
+<file path=word/header3.xml><?xml version="1.0" encoding="utf-8"?>
+<w:hdr xmlns:m="http://schemas.openxmlformats.org/officeDocument/2006/math" xmlns:mc="http://schemas.openxmlformats.org/markup-compatibility/2006" xmlns:mo="http://schemas.microsoft.com/office/mac/office/2008/main" xmlns:mv="urn:schemas-microsoft-com:mac:vml" xmlns:o="urn:schemas-microsoft-com:office:office" xmlns:r="http://schemas.openxmlformats.org/officeDocument/2006/relationships" xmlns:v="urn:schemas-microsoft-com:vml" xmlns:w10="urn:schemas-microsoft-com:office:word" xmlns:w14="http://schemas.microsoft.com/office/word/2010/wordml" xmlns:w="http://schemas.openxmlformats.org/wordprocessingml/2006/main" xmlns:wne="http://schemas.microsoft.com/office/word/2006/wordml" xmlns:wp14="http://schemas.microsoft.com/office/word/2010/wordprocessingDrawing" xmlns:wp="http://schemas.openxmlformats.org/drawingml/2006/wordprocessingDrawing" xmlns:wpc="http://schemas.microsoft.com/office/word/2010/wordprocessingCanvas" xmlns:wpg="http://schemas.microsoft.com/office/word/2010/wordprocessingGroup" xmlns:wpi="http://schemas.microsoft.com/office/word/2010/wordprocessingInk" xmlns:wps="http://schemas.microsoft.com/office/word/2010/wordprocessingShape" mc:Ignorable="w14 wp14">
+  <w:p>
+    <w:pPr>
+      <w:pStyle w:val="Header"/>
+    </w:pPr>
   </w:p>
 </w:hdr>
 </file>
